--- a/05_week_2_memory/04_assignment.docx
+++ b/05_week_2_memory/04_assignment.docx
@@ -2146,6 +2146,206 @@
       </w:r>
     </w:p>
     <w:p>
+      <w:pPr/>
+      <w:r>
+        <w:rPr>
+          <w:b w:val="0"/>
+        </w:rPr>
+        <w:t xml:space="preserve">Проверка отклоняет Compose-конструкции, которые выходят за границы отдельного project: external resources/providers/links, любые bind mounts и file-backed </w:t>
+      </w:r>
+      <w:r>
+        <w:rPr>
+          <w:rFonts w:ascii="Liberation Mono" w:hAnsi="Liberation Mono"/>
+          <w:color w:val="9270D9"/>
+          <w:sz w:val="18"/>
+        </w:rPr>
+        <w:t>configs</w:t>
+      </w:r>
+      <w:r>
+        <w:rPr>
+          <w:b w:val="0"/>
+        </w:rPr>
+        <w:t>/</w:t>
+      </w:r>
+      <w:r>
+        <w:rPr>
+          <w:rFonts w:ascii="Liberation Mono" w:hAnsi="Liberation Mono"/>
+          <w:color w:val="9270D9"/>
+          <w:sz w:val="18"/>
+        </w:rPr>
+        <w:t>secrets</w:t>
+      </w:r>
+      <w:r>
+        <w:rPr>
+          <w:b w:val="0"/>
+        </w:rPr>
+        <w:t xml:space="preserve">, внешние logging drivers, Docker socket/API, host namespaces, privileged/device/capability/custom-runtime options, </w:t>
+      </w:r>
+      <w:r>
+        <w:rPr>
+          <w:rFonts w:ascii="Liberation Mono" w:hAnsi="Liberation Mono"/>
+          <w:color w:val="9270D9"/>
+          <w:sz w:val="18"/>
+        </w:rPr>
+        <w:t>include</w:t>
+      </w:r>
+      <w:r>
+        <w:rPr>
+          <w:b w:val="0"/>
+        </w:rPr>
+        <w:t>/</w:t>
+      </w:r>
+      <w:r>
+        <w:rPr>
+          <w:rFonts w:ascii="Liberation Mono" w:hAnsi="Liberation Mono"/>
+          <w:color w:val="9270D9"/>
+          <w:sz w:val="18"/>
+        </w:rPr>
+        <w:t>extends</w:t>
+      </w:r>
+      <w:r>
+        <w:rPr>
+          <w:b w:val="0"/>
+        </w:rPr>
+        <w:t xml:space="preserve">, внешние build contexts, дополнительные build tags/exporters, нестандартные resource drivers, любые volume </w:t>
+      </w:r>
+      <w:r>
+        <w:rPr>
+          <w:rFonts w:ascii="Liberation Mono" w:hAnsi="Liberation Mono"/>
+          <w:color w:val="9270D9"/>
+          <w:sz w:val="18"/>
+        </w:rPr>
+        <w:t>driver_opts</w:t>
+      </w:r>
+      <w:r>
+        <w:rPr>
+          <w:b w:val="0"/>
+        </w:rPr>
+        <w:t xml:space="preserve"> и network </w:t>
+      </w:r>
+      <w:r>
+        <w:rPr>
+          <w:rFonts w:ascii="Liberation Mono" w:hAnsi="Liberation Mono"/>
+          <w:color w:val="9270D9"/>
+          <w:sz w:val="18"/>
+        </w:rPr>
+        <w:t>driver_opts</w:t>
+      </w:r>
+      <w:r>
+        <w:rPr>
+          <w:b w:val="0"/>
+        </w:rPr>
+        <w:t>/</w:t>
+      </w:r>
+      <w:r>
+        <w:rPr>
+          <w:rFonts w:ascii="Liberation Mono" w:hAnsi="Liberation Mono"/>
+          <w:color w:val="9270D9"/>
+          <w:sz w:val="18"/>
+        </w:rPr>
+        <w:t>ipam</w:t>
+      </w:r>
+      <w:r>
+        <w:rPr>
+          <w:b w:val="0"/>
+        </w:rPr>
+        <w:t xml:space="preserve">. Явные </w:t>
+      </w:r>
+      <w:r>
+        <w:rPr>
+          <w:rFonts w:ascii="Liberation Mono" w:hAnsi="Liberation Mono"/>
+          <w:color w:val="9270D9"/>
+          <w:sz w:val="18"/>
+        </w:rPr>
+        <w:t>container_name</w:t>
+      </w:r>
+      <w:r>
+        <w:rPr>
+          <w:b w:val="0"/>
+        </w:rPr>
+        <w:t>, image и имена локальных resources допустимы: trusted override заменяет их изолированными именами на время проверки. Bootstrap, migrations, встроенные manifests и maps копируются в images при сборке; проверочные fixtures монтирует только checker после cold build.</w:t>
+      </w:r>
+    </w:p>
+    <w:p>
+      <w:pPr/>
+      <w:r>
+        <w:rPr>
+          <w:b w:val="0"/>
+        </w:rPr>
+        <w:t xml:space="preserve">Для машинной проверки C# Dockerfile API и worker должен запускать </w:t>
+      </w:r>
+      <w:r>
+        <w:rPr>
+          <w:rFonts w:ascii="Liberation Mono" w:hAnsi="Liberation Mono"/>
+          <w:color w:val="9270D9"/>
+          <w:sz w:val="18"/>
+        </w:rPr>
+        <w:t>dotnet</w:t>
+      </w:r>
+      <w:r>
+        <w:rPr>
+          <w:b w:val="0"/>
+        </w:rPr>
+        <w:t xml:space="preserve">, DLL или self-contained binary с именем assembly проекта. Эффективный финальный stage, выбранный </w:t>
+      </w:r>
+      <w:r>
+        <w:rPr>
+          <w:rFonts w:ascii="Liberation Mono" w:hAnsi="Liberation Mono"/>
+          <w:color w:val="9270D9"/>
+          <w:sz w:val="18"/>
+        </w:rPr>
+        <w:t>build.target</w:t>
+      </w:r>
+      <w:r>
+        <w:rPr>
+          <w:b w:val="0"/>
+        </w:rPr>
+        <w:t xml:space="preserve"> или последним </w:t>
+      </w:r>
+      <w:r>
+        <w:rPr>
+          <w:rFonts w:ascii="Liberation Mono" w:hAnsi="Liberation Mono"/>
+          <w:color w:val="9270D9"/>
+          <w:sz w:val="18"/>
+        </w:rPr>
+        <w:t>FROM</w:t>
+      </w:r>
+      <w:r>
+        <w:rPr>
+          <w:b w:val="0"/>
+        </w:rPr>
+        <w:t xml:space="preserve">, либо основан на </w:t>
+      </w:r>
+      <w:r>
+        <w:rPr>
+          <w:rFonts w:ascii="Liberation Mono" w:hAnsi="Liberation Mono"/>
+          <w:color w:val="9270D9"/>
+          <w:sz w:val="18"/>
+        </w:rPr>
+        <w:t>mcr.microsoft.com/dotnet/*</w:t>
+      </w:r>
+      <w:r>
+        <w:rPr>
+          <w:b w:val="0"/>
+        </w:rPr>
+        <w:t xml:space="preserve">, либо получает запускаемый runtime artifact через </w:t>
+      </w:r>
+      <w:r>
+        <w:rPr>
+          <w:rFonts w:ascii="Liberation Mono" w:hAnsi="Liberation Mono"/>
+          <w:color w:val="9270D9"/>
+          <w:sz w:val="18"/>
+        </w:rPr>
+        <w:t>COPY --from</w:t>
+      </w:r>
+      <w:r>
+        <w:rPr>
+          <w:b w:val="0"/>
+        </w:rPr>
+        <w:t xml:space="preserve"> из такого build stage.</w:t>
+      </w:r>
+    </w:p>
+    <w:p>
       <w:pPr>
         <w:pStyle w:val="Heading2"/>
       </w:pPr>
@@ -3820,17 +4020,818 @@
       <w:pPr/>
       <w:r>
         <w:rPr>
+          <w:b w:val="0"/>
+        </w:rPr>
+        <w:t xml:space="preserve">Обязательные поля </w:t>
+      </w:r>
+      <w:r>
+        <w:rPr>
           <w:rFonts w:ascii="Liberation Mono" w:hAnsi="Liberation Mono"/>
           <w:color w:val="9270D9"/>
           <w:sz w:val="18"/>
         </w:rPr>
-        <w:t>flow validate</w:t>
-      </w:r>
-      <w:r>
-        <w:rPr>
-          <w:b w:val="0"/>
-        </w:rPr>
-        <w:t xml:space="preserve"> не изменяет данные. Повторная идентичная публикация возвращает исходный result; попытка опубликовать другой contract под тем же </w:t>
+        <w:t>result</w:t>
+      </w:r>
+      <w:r>
+        <w:rPr>
+          <w:b w:val="0"/>
+        </w:rPr>
+        <w:t>:</w:t>
+      </w:r>
+    </w:p>
+    <w:tbl>
+      <w:tblPr>
+        <w:tblW w:type="auto" w:w="0"/>
+        <w:jc w:val="center"/>
+        <w:tblLayout w:type="fixed"/>
+        <w:tblLook w:firstColumn="1" w:firstRow="1" w:lastColumn="0" w:lastRow="0" w:noHBand="0" w:noVBand="1" w:val="04A0"/>
+      </w:tblPr>
+      <w:tblGrid>
+        <w:gridCol w:w="5185"/>
+        <w:gridCol w:w="5185"/>
+      </w:tblGrid>
+      <w:tr>
+        <w:trPr>
+          <w:tblHeader w:val="true"/>
+        </w:trPr>
+        <w:tc>
+          <w:tcPr>
+            <w:tcW w:type="dxa" w:w="4876"/>
+            <w:tcMar>
+              <w:top w:w="90" w:type="dxa"/>
+              <w:start w:w="110" w:type="dxa"/>
+              <w:bottom w:w="90" w:type="dxa"/>
+              <w:end w:w="110" w:type="dxa"/>
+            </w:tcMar>
+            <w:tcBorders>
+              <w:top w:sz="4" w:val="single" w:color="B8C0C3"/>
+              <w:left w:sz="4" w:val="single" w:color="B8C0C3"/>
+              <w:bottom w:sz="4" w:val="single" w:color="B8C0C3"/>
+              <w:right w:sz="4" w:val="single" w:color="B8C0C3"/>
+            </w:tcBorders>
+            <w:shd w:fill="202C35"/>
+            <w:vAlign w:val="center"/>
+          </w:tcPr>
+          <w:p>
+            <w:pPr>
+              <w:spacing w:after="0"/>
+            </w:pPr>
+            <w:r>
+              <w:rPr>
+                <w:rFonts w:ascii="Liberation Sans" w:hAnsi="Liberation Sans"/>
+                <w:b/>
+                <w:color w:val="FFFFFF"/>
+                <w:sz w:val="17"/>
+              </w:rPr>
+              <w:t>Команда</w:t>
+            </w:r>
+          </w:p>
+        </w:tc>
+        <w:tc>
+          <w:tcPr>
+            <w:tcW w:type="dxa" w:w="4876"/>
+            <w:tcMar>
+              <w:top w:w="90" w:type="dxa"/>
+              <w:start w:w="110" w:type="dxa"/>
+              <w:bottom w:w="90" w:type="dxa"/>
+              <w:end w:w="110" w:type="dxa"/>
+            </w:tcMar>
+            <w:tcBorders>
+              <w:top w:sz="4" w:val="single" w:color="B8C0C3"/>
+              <w:left w:sz="4" w:val="single" w:color="B8C0C3"/>
+              <w:bottom w:sz="4" w:val="single" w:color="B8C0C3"/>
+              <w:right w:sz="4" w:val="single" w:color="B8C0C3"/>
+            </w:tcBorders>
+            <w:shd w:fill="202C35"/>
+            <w:vAlign w:val="center"/>
+          </w:tcPr>
+          <w:p>
+            <w:pPr>
+              <w:spacing w:after="0"/>
+            </w:pPr>
+            <w:r>
+              <w:rPr>
+                <w:rFonts w:ascii="Liberation Sans" w:hAnsi="Liberation Sans"/>
+                <w:b/>
+                <w:color w:val="FFFFFF"/>
+                <w:sz w:val="17"/>
+              </w:rPr>
+              <w:t>Поля</w:t>
+            </w:r>
+          </w:p>
+        </w:tc>
+      </w:tr>
+      <w:tr>
+        <w:tc>
+          <w:tcPr>
+            <w:tcW w:type="dxa" w:w="4876"/>
+            <w:tcMar>
+              <w:top w:w="90" w:type="dxa"/>
+              <w:start w:w="110" w:type="dxa"/>
+              <w:bottom w:w="90" w:type="dxa"/>
+              <w:end w:w="110" w:type="dxa"/>
+            </w:tcMar>
+            <w:tcBorders>
+              <w:top w:sz="4" w:val="single" w:color="B8C0C3"/>
+              <w:left w:sz="4" w:val="single" w:color="B8C0C3"/>
+              <w:bottom w:sz="4" w:val="single" w:color="B8C0C3"/>
+              <w:right w:sz="4" w:val="single" w:color="B8C0C3"/>
+            </w:tcBorders>
+            <w:vAlign w:val="center"/>
+          </w:tcPr>
+          <w:p>
+            <w:pPr>
+              <w:spacing w:after="0"/>
+            </w:pPr>
+            <w:r>
+              <w:rPr>
+                <w:rFonts w:ascii="Liberation Sans" w:hAnsi="Liberation Sans"/>
+                <w:color w:val="13202A"/>
+                <w:sz w:val="17"/>
+              </w:rPr>
+              <w:t>flow publish</w:t>
+            </w:r>
+          </w:p>
+        </w:tc>
+        <w:tc>
+          <w:tcPr>
+            <w:tcW w:type="dxa" w:w="4876"/>
+            <w:tcMar>
+              <w:top w:w="90" w:type="dxa"/>
+              <w:start w:w="110" w:type="dxa"/>
+              <w:bottom w:w="90" w:type="dxa"/>
+              <w:end w:w="110" w:type="dxa"/>
+            </w:tcMar>
+            <w:tcBorders>
+              <w:top w:sz="4" w:val="single" w:color="B8C0C3"/>
+              <w:left w:sz="4" w:val="single" w:color="B8C0C3"/>
+              <w:bottom w:sz="4" w:val="single" w:color="B8C0C3"/>
+              <w:right w:sz="4" w:val="single" w:color="B8C0C3"/>
+            </w:tcBorders>
+            <w:vAlign w:val="center"/>
+          </w:tcPr>
+          <w:p>
+            <w:pPr>
+              <w:spacing w:after="0"/>
+            </w:pPr>
+            <w:r>
+              <w:rPr>
+                <w:rFonts w:ascii="Liberation Sans" w:hAnsi="Liberation Sans"/>
+                <w:color w:val="13202A"/>
+                <w:sz w:val="17"/>
+              </w:rPr>
+              <w:t>resource="flow"</w:t>
+            </w:r>
+            <w:r>
+              <w:rPr>
+                <w:rFonts w:ascii="Liberation Sans" w:hAnsi="Liberation Sans"/>
+                <w:b w:val="0"/>
+                <w:color w:val="13202A"/>
+                <w:sz w:val="17"/>
+              </w:rPr>
+              <w:t xml:space="preserve">, </w:t>
+            </w:r>
+            <w:r>
+              <w:rPr>
+                <w:rFonts w:ascii="Liberation Sans" w:hAnsi="Liberation Sans"/>
+                <w:color w:val="13202A"/>
+                <w:sz w:val="17"/>
+              </w:rPr>
+              <w:t>operation="published"</w:t>
+            </w:r>
+            <w:r>
+              <w:rPr>
+                <w:rFonts w:ascii="Liberation Sans" w:hAnsi="Liberation Sans"/>
+                <w:b w:val="0"/>
+                <w:color w:val="13202A"/>
+                <w:sz w:val="17"/>
+              </w:rPr>
+              <w:t xml:space="preserve">, </w:t>
+            </w:r>
+            <w:r>
+              <w:rPr>
+                <w:rFonts w:ascii="Liberation Sans" w:hAnsi="Liberation Sans"/>
+                <w:color w:val="13202A"/>
+                <w:sz w:val="17"/>
+              </w:rPr>
+              <w:t>flowName</w:t>
+            </w:r>
+            <w:r>
+              <w:rPr>
+                <w:rFonts w:ascii="Liberation Sans" w:hAnsi="Liberation Sans"/>
+                <w:b w:val="0"/>
+                <w:color w:val="13202A"/>
+                <w:sz w:val="17"/>
+              </w:rPr>
+              <w:t xml:space="preserve">, </w:t>
+            </w:r>
+            <w:r>
+              <w:rPr>
+                <w:rFonts w:ascii="Liberation Sans" w:hAnsi="Liberation Sans"/>
+                <w:color w:val="13202A"/>
+                <w:sz w:val="17"/>
+              </w:rPr>
+              <w:t>flowVersion</w:t>
+            </w:r>
+          </w:p>
+        </w:tc>
+      </w:tr>
+      <w:tr>
+        <w:tc>
+          <w:tcPr>
+            <w:tcW w:type="dxa" w:w="4876"/>
+            <w:tcMar>
+              <w:top w:w="90" w:type="dxa"/>
+              <w:start w:w="110" w:type="dxa"/>
+              <w:bottom w:w="90" w:type="dxa"/>
+              <w:end w:w="110" w:type="dxa"/>
+            </w:tcMar>
+            <w:tcBorders>
+              <w:top w:sz="4" w:val="single" w:color="B8C0C3"/>
+              <w:left w:sz="4" w:val="single" w:color="B8C0C3"/>
+              <w:bottom w:sz="4" w:val="single" w:color="B8C0C3"/>
+              <w:right w:sz="4" w:val="single" w:color="B8C0C3"/>
+            </w:tcBorders>
+            <w:shd w:fill="F7F4EC"/>
+            <w:vAlign w:val="center"/>
+          </w:tcPr>
+          <w:p>
+            <w:pPr>
+              <w:spacing w:after="0"/>
+            </w:pPr>
+            <w:r>
+              <w:rPr>
+                <w:rFonts w:ascii="Liberation Sans" w:hAnsi="Liberation Sans"/>
+                <w:color w:val="13202A"/>
+                <w:sz w:val="17"/>
+              </w:rPr>
+              <w:t>flow activate</w:t>
+            </w:r>
+          </w:p>
+        </w:tc>
+        <w:tc>
+          <w:tcPr>
+            <w:tcW w:type="dxa" w:w="4876"/>
+            <w:tcMar>
+              <w:top w:w="90" w:type="dxa"/>
+              <w:start w:w="110" w:type="dxa"/>
+              <w:bottom w:w="90" w:type="dxa"/>
+              <w:end w:w="110" w:type="dxa"/>
+            </w:tcMar>
+            <w:tcBorders>
+              <w:top w:sz="4" w:val="single" w:color="B8C0C3"/>
+              <w:left w:sz="4" w:val="single" w:color="B8C0C3"/>
+              <w:bottom w:sz="4" w:val="single" w:color="B8C0C3"/>
+              <w:right w:sz="4" w:val="single" w:color="B8C0C3"/>
+            </w:tcBorders>
+            <w:shd w:fill="F7F4EC"/>
+            <w:vAlign w:val="center"/>
+          </w:tcPr>
+          <w:p>
+            <w:pPr>
+              <w:spacing w:after="0"/>
+            </w:pPr>
+            <w:r>
+              <w:rPr>
+                <w:rFonts w:ascii="Liberation Sans" w:hAnsi="Liberation Sans"/>
+                <w:color w:val="13202A"/>
+                <w:sz w:val="17"/>
+              </w:rPr>
+              <w:t>resource="flow"</w:t>
+            </w:r>
+            <w:r>
+              <w:rPr>
+                <w:rFonts w:ascii="Liberation Sans" w:hAnsi="Liberation Sans"/>
+                <w:b w:val="0"/>
+                <w:color w:val="13202A"/>
+                <w:sz w:val="17"/>
+              </w:rPr>
+              <w:t xml:space="preserve">, </w:t>
+            </w:r>
+            <w:r>
+              <w:rPr>
+                <w:rFonts w:ascii="Liberation Sans" w:hAnsi="Liberation Sans"/>
+                <w:color w:val="13202A"/>
+                <w:sz w:val="17"/>
+              </w:rPr>
+              <w:t>operation="activated"</w:t>
+            </w:r>
+            <w:r>
+              <w:rPr>
+                <w:rFonts w:ascii="Liberation Sans" w:hAnsi="Liberation Sans"/>
+                <w:b w:val="0"/>
+                <w:color w:val="13202A"/>
+                <w:sz w:val="17"/>
+              </w:rPr>
+              <w:t xml:space="preserve">, </w:t>
+            </w:r>
+            <w:r>
+              <w:rPr>
+                <w:rFonts w:ascii="Liberation Sans" w:hAnsi="Liberation Sans"/>
+                <w:color w:val="13202A"/>
+                <w:sz w:val="17"/>
+              </w:rPr>
+              <w:t>flowName</w:t>
+            </w:r>
+            <w:r>
+              <w:rPr>
+                <w:rFonts w:ascii="Liberation Sans" w:hAnsi="Liberation Sans"/>
+                <w:b w:val="0"/>
+                <w:color w:val="13202A"/>
+                <w:sz w:val="17"/>
+              </w:rPr>
+              <w:t xml:space="preserve">, </w:t>
+            </w:r>
+            <w:r>
+              <w:rPr>
+                <w:rFonts w:ascii="Liberation Sans" w:hAnsi="Liberation Sans"/>
+                <w:color w:val="13202A"/>
+                <w:sz w:val="17"/>
+              </w:rPr>
+              <w:t>flowVersion</w:t>
+            </w:r>
+          </w:p>
+        </w:tc>
+      </w:tr>
+      <w:tr>
+        <w:tc>
+          <w:tcPr>
+            <w:tcW w:type="dxa" w:w="4876"/>
+            <w:tcMar>
+              <w:top w:w="90" w:type="dxa"/>
+              <w:start w:w="110" w:type="dxa"/>
+              <w:bottom w:w="90" w:type="dxa"/>
+              <w:end w:w="110" w:type="dxa"/>
+            </w:tcMar>
+            <w:tcBorders>
+              <w:top w:sz="4" w:val="single" w:color="B8C0C3"/>
+              <w:left w:sz="4" w:val="single" w:color="B8C0C3"/>
+              <w:bottom w:sz="4" w:val="single" w:color="B8C0C3"/>
+              <w:right w:sz="4" w:val="single" w:color="B8C0C3"/>
+            </w:tcBorders>
+            <w:vAlign w:val="center"/>
+          </w:tcPr>
+          <w:p>
+            <w:pPr>
+              <w:spacing w:after="0"/>
+            </w:pPr>
+            <w:r>
+              <w:rPr>
+                <w:rFonts w:ascii="Liberation Sans" w:hAnsi="Liberation Sans"/>
+                <w:color w:val="13202A"/>
+                <w:sz w:val="17"/>
+              </w:rPr>
+              <w:t>flow start</w:t>
+            </w:r>
+          </w:p>
+        </w:tc>
+        <w:tc>
+          <w:tcPr>
+            <w:tcW w:type="dxa" w:w="4876"/>
+            <w:tcMar>
+              <w:top w:w="90" w:type="dxa"/>
+              <w:start w:w="110" w:type="dxa"/>
+              <w:bottom w:w="90" w:type="dxa"/>
+              <w:end w:w="110" w:type="dxa"/>
+            </w:tcMar>
+            <w:tcBorders>
+              <w:top w:sz="4" w:val="single" w:color="B8C0C3"/>
+              <w:left w:sz="4" w:val="single" w:color="B8C0C3"/>
+              <w:bottom w:sz="4" w:val="single" w:color="B8C0C3"/>
+              <w:right w:sz="4" w:val="single" w:color="B8C0C3"/>
+            </w:tcBorders>
+            <w:vAlign w:val="center"/>
+          </w:tcPr>
+          <w:p>
+            <w:pPr>
+              <w:spacing w:after="0"/>
+            </w:pPr>
+            <w:r>
+              <w:rPr>
+                <w:rFonts w:ascii="Liberation Sans" w:hAnsi="Liberation Sans"/>
+                <w:color w:val="13202A"/>
+                <w:sz w:val="17"/>
+              </w:rPr>
+              <w:t>resource="process"</w:t>
+            </w:r>
+            <w:r>
+              <w:rPr>
+                <w:rFonts w:ascii="Liberation Sans" w:hAnsi="Liberation Sans"/>
+                <w:b w:val="0"/>
+                <w:color w:val="13202A"/>
+                <w:sz w:val="17"/>
+              </w:rPr>
+              <w:t xml:space="preserve">, </w:t>
+            </w:r>
+            <w:r>
+              <w:rPr>
+                <w:rFonts w:ascii="Liberation Sans" w:hAnsi="Liberation Sans"/>
+                <w:color w:val="13202A"/>
+                <w:sz w:val="17"/>
+              </w:rPr>
+              <w:t>operation="started"</w:t>
+            </w:r>
+            <w:r>
+              <w:rPr>
+                <w:rFonts w:ascii="Liberation Sans" w:hAnsi="Liberation Sans"/>
+                <w:b w:val="0"/>
+                <w:color w:val="13202A"/>
+                <w:sz w:val="17"/>
+              </w:rPr>
+              <w:t xml:space="preserve">, </w:t>
+            </w:r>
+            <w:r>
+              <w:rPr>
+                <w:rFonts w:ascii="Liberation Sans" w:hAnsi="Liberation Sans"/>
+                <w:color w:val="13202A"/>
+                <w:sz w:val="17"/>
+              </w:rPr>
+              <w:t>processId</w:t>
+            </w:r>
+            <w:r>
+              <w:rPr>
+                <w:rFonts w:ascii="Liberation Sans" w:hAnsi="Liberation Sans"/>
+                <w:b w:val="0"/>
+                <w:color w:val="13202A"/>
+                <w:sz w:val="17"/>
+              </w:rPr>
+              <w:t xml:space="preserve">, </w:t>
+            </w:r>
+            <w:r>
+              <w:rPr>
+                <w:rFonts w:ascii="Liberation Sans" w:hAnsi="Liberation Sans"/>
+                <w:color w:val="13202A"/>
+                <w:sz w:val="17"/>
+              </w:rPr>
+              <w:t>flowName</w:t>
+            </w:r>
+            <w:r>
+              <w:rPr>
+                <w:rFonts w:ascii="Liberation Sans" w:hAnsi="Liberation Sans"/>
+                <w:b w:val="0"/>
+                <w:color w:val="13202A"/>
+                <w:sz w:val="17"/>
+              </w:rPr>
+              <w:t xml:space="preserve">, </w:t>
+            </w:r>
+            <w:r>
+              <w:rPr>
+                <w:rFonts w:ascii="Liberation Sans" w:hAnsi="Liberation Sans"/>
+                <w:color w:val="13202A"/>
+                <w:sz w:val="17"/>
+              </w:rPr>
+              <w:t>flowVersion</w:t>
+            </w:r>
+            <w:r>
+              <w:rPr>
+                <w:rFonts w:ascii="Liberation Sans" w:hAnsi="Liberation Sans"/>
+                <w:b w:val="0"/>
+                <w:color w:val="13202A"/>
+                <w:sz w:val="17"/>
+              </w:rPr>
+              <w:t xml:space="preserve">, </w:t>
+            </w:r>
+            <w:r>
+              <w:rPr>
+                <w:rFonts w:ascii="Liberation Sans" w:hAnsi="Liberation Sans"/>
+                <w:color w:val="13202A"/>
+                <w:sz w:val="17"/>
+              </w:rPr>
+              <w:t>state</w:t>
+            </w:r>
+          </w:p>
+        </w:tc>
+      </w:tr>
+      <w:tr>
+        <w:tc>
+          <w:tcPr>
+            <w:tcW w:type="dxa" w:w="4876"/>
+            <w:tcMar>
+              <w:top w:w="90" w:type="dxa"/>
+              <w:start w:w="110" w:type="dxa"/>
+              <w:bottom w:w="90" w:type="dxa"/>
+              <w:end w:w="110" w:type="dxa"/>
+            </w:tcMar>
+            <w:tcBorders>
+              <w:top w:sz="4" w:val="single" w:color="B8C0C3"/>
+              <w:left w:sz="4" w:val="single" w:color="B8C0C3"/>
+              <w:bottom w:sz="4" w:val="single" w:color="B8C0C3"/>
+              <w:right w:sz="4" w:val="single" w:color="B8C0C3"/>
+            </w:tcBorders>
+            <w:shd w:fill="F7F4EC"/>
+            <w:vAlign w:val="center"/>
+          </w:tcPr>
+          <w:p>
+            <w:pPr>
+              <w:spacing w:after="0"/>
+            </w:pPr>
+            <w:r>
+              <w:rPr>
+                <w:rFonts w:ascii="Liberation Sans" w:hAnsi="Liberation Sans"/>
+                <w:color w:val="13202A"/>
+                <w:sz w:val="17"/>
+              </w:rPr>
+              <w:t>flow get</w:t>
+            </w:r>
+          </w:p>
+        </w:tc>
+        <w:tc>
+          <w:tcPr>
+            <w:tcW w:type="dxa" w:w="4876"/>
+            <w:tcMar>
+              <w:top w:w="90" w:type="dxa"/>
+              <w:start w:w="110" w:type="dxa"/>
+              <w:bottom w:w="90" w:type="dxa"/>
+              <w:end w:w="110" w:type="dxa"/>
+            </w:tcMar>
+            <w:tcBorders>
+              <w:top w:sz="4" w:val="single" w:color="B8C0C3"/>
+              <w:left w:sz="4" w:val="single" w:color="B8C0C3"/>
+              <w:bottom w:sz="4" w:val="single" w:color="B8C0C3"/>
+              <w:right w:sz="4" w:val="single" w:color="B8C0C3"/>
+            </w:tcBorders>
+            <w:shd w:fill="F7F4EC"/>
+            <w:vAlign w:val="center"/>
+          </w:tcPr>
+          <w:p>
+            <w:pPr>
+              <w:spacing w:after="0"/>
+            </w:pPr>
+            <w:r>
+              <w:rPr>
+                <w:rFonts w:ascii="Liberation Sans" w:hAnsi="Liberation Sans"/>
+                <w:color w:val="13202A"/>
+                <w:sz w:val="17"/>
+              </w:rPr>
+              <w:t>resource="process"</w:t>
+            </w:r>
+            <w:r>
+              <w:rPr>
+                <w:rFonts w:ascii="Liberation Sans" w:hAnsi="Liberation Sans"/>
+                <w:b w:val="0"/>
+                <w:color w:val="13202A"/>
+                <w:sz w:val="17"/>
+              </w:rPr>
+              <w:t xml:space="preserve">, </w:t>
+            </w:r>
+            <w:r>
+              <w:rPr>
+                <w:rFonts w:ascii="Liberation Sans" w:hAnsi="Liberation Sans"/>
+                <w:color w:val="13202A"/>
+                <w:sz w:val="17"/>
+              </w:rPr>
+              <w:t>processId</w:t>
+            </w:r>
+            <w:r>
+              <w:rPr>
+                <w:rFonts w:ascii="Liberation Sans" w:hAnsi="Liberation Sans"/>
+                <w:b w:val="0"/>
+                <w:color w:val="13202A"/>
+                <w:sz w:val="17"/>
+              </w:rPr>
+              <w:t xml:space="preserve">, </w:t>
+            </w:r>
+            <w:r>
+              <w:rPr>
+                <w:rFonts w:ascii="Liberation Sans" w:hAnsi="Liberation Sans"/>
+                <w:color w:val="13202A"/>
+                <w:sz w:val="17"/>
+              </w:rPr>
+              <w:t>flowName</w:t>
+            </w:r>
+            <w:r>
+              <w:rPr>
+                <w:rFonts w:ascii="Liberation Sans" w:hAnsi="Liberation Sans"/>
+                <w:b w:val="0"/>
+                <w:color w:val="13202A"/>
+                <w:sz w:val="17"/>
+              </w:rPr>
+              <w:t xml:space="preserve">, </w:t>
+            </w:r>
+            <w:r>
+              <w:rPr>
+                <w:rFonts w:ascii="Liberation Sans" w:hAnsi="Liberation Sans"/>
+                <w:color w:val="13202A"/>
+                <w:sz w:val="17"/>
+              </w:rPr>
+              <w:t>flowVersion</w:t>
+            </w:r>
+            <w:r>
+              <w:rPr>
+                <w:rFonts w:ascii="Liberation Sans" w:hAnsi="Liberation Sans"/>
+                <w:b w:val="0"/>
+                <w:color w:val="13202A"/>
+                <w:sz w:val="17"/>
+              </w:rPr>
+              <w:t xml:space="preserve">, </w:t>
+            </w:r>
+            <w:r>
+              <w:rPr>
+                <w:rFonts w:ascii="Liberation Sans" w:hAnsi="Liberation Sans"/>
+                <w:color w:val="13202A"/>
+                <w:sz w:val="17"/>
+              </w:rPr>
+              <w:t>state</w:t>
+            </w:r>
+            <w:r>
+              <w:rPr>
+                <w:rFonts w:ascii="Liberation Sans" w:hAnsi="Liberation Sans"/>
+                <w:b w:val="0"/>
+                <w:color w:val="13202A"/>
+                <w:sz w:val="17"/>
+              </w:rPr>
+              <w:t xml:space="preserve">, </w:t>
+            </w:r>
+            <w:r>
+              <w:rPr>
+                <w:rFonts w:ascii="Liberation Sans" w:hAnsi="Liberation Sans"/>
+                <w:color w:val="13202A"/>
+                <w:sz w:val="17"/>
+              </w:rPr>
+              <w:t>currentStepKey</w:t>
+            </w:r>
+          </w:p>
+        </w:tc>
+      </w:tr>
+      <w:tr>
+        <w:tc>
+          <w:tcPr>
+            <w:tcW w:type="dxa" w:w="4876"/>
+            <w:tcMar>
+              <w:top w:w="90" w:type="dxa"/>
+              <w:start w:w="110" w:type="dxa"/>
+              <w:bottom w:w="90" w:type="dxa"/>
+              <w:end w:w="110" w:type="dxa"/>
+            </w:tcMar>
+            <w:tcBorders>
+              <w:top w:sz="4" w:val="single" w:color="B8C0C3"/>
+              <w:left w:sz="4" w:val="single" w:color="B8C0C3"/>
+              <w:bottom w:sz="4" w:val="single" w:color="B8C0C3"/>
+              <w:right w:sz="4" w:val="single" w:color="B8C0C3"/>
+            </w:tcBorders>
+            <w:vAlign w:val="center"/>
+          </w:tcPr>
+          <w:p>
+            <w:pPr>
+              <w:spacing w:after="0"/>
+            </w:pPr>
+            <w:r>
+              <w:rPr>
+                <w:rFonts w:ascii="Liberation Sans" w:hAnsi="Liberation Sans"/>
+                <w:color w:val="13202A"/>
+                <w:sz w:val="17"/>
+              </w:rPr>
+              <w:t>flow signal</w:t>
+            </w:r>
+          </w:p>
+        </w:tc>
+        <w:tc>
+          <w:tcPr>
+            <w:tcW w:type="dxa" w:w="4876"/>
+            <w:tcMar>
+              <w:top w:w="90" w:type="dxa"/>
+              <w:start w:w="110" w:type="dxa"/>
+              <w:bottom w:w="90" w:type="dxa"/>
+              <w:end w:w="110" w:type="dxa"/>
+            </w:tcMar>
+            <w:tcBorders>
+              <w:top w:sz="4" w:val="single" w:color="B8C0C3"/>
+              <w:left w:sz="4" w:val="single" w:color="B8C0C3"/>
+              <w:bottom w:sz="4" w:val="single" w:color="B8C0C3"/>
+              <w:right w:sz="4" w:val="single" w:color="B8C0C3"/>
+            </w:tcBorders>
+            <w:vAlign w:val="center"/>
+          </w:tcPr>
+          <w:p>
+            <w:pPr>
+              <w:spacing w:after="0"/>
+            </w:pPr>
+            <w:r>
+              <w:rPr>
+                <w:rFonts w:ascii="Liberation Sans" w:hAnsi="Liberation Sans"/>
+                <w:color w:val="13202A"/>
+                <w:sz w:val="17"/>
+              </w:rPr>
+              <w:t>resource="signal"</w:t>
+            </w:r>
+            <w:r>
+              <w:rPr>
+                <w:rFonts w:ascii="Liberation Sans" w:hAnsi="Liberation Sans"/>
+                <w:b w:val="0"/>
+                <w:color w:val="13202A"/>
+                <w:sz w:val="17"/>
+              </w:rPr>
+              <w:t xml:space="preserve">, </w:t>
+            </w:r>
+            <w:r>
+              <w:rPr>
+                <w:rFonts w:ascii="Liberation Sans" w:hAnsi="Liberation Sans"/>
+                <w:color w:val="13202A"/>
+                <w:sz w:val="17"/>
+              </w:rPr>
+              <w:t>processId</w:t>
+            </w:r>
+            <w:r>
+              <w:rPr>
+                <w:rFonts w:ascii="Liberation Sans" w:hAnsi="Liberation Sans"/>
+                <w:b w:val="0"/>
+                <w:color w:val="13202A"/>
+                <w:sz w:val="17"/>
+              </w:rPr>
+              <w:t xml:space="preserve">, </w:t>
+            </w:r>
+            <w:r>
+              <w:rPr>
+                <w:rFonts w:ascii="Liberation Sans" w:hAnsi="Liberation Sans"/>
+                <w:color w:val="13202A"/>
+                <w:sz w:val="17"/>
+              </w:rPr>
+              <w:t>messageId</w:t>
+            </w:r>
+            <w:r>
+              <w:rPr>
+                <w:rFonts w:ascii="Liberation Sans" w:hAnsi="Liberation Sans"/>
+                <w:b w:val="0"/>
+                <w:color w:val="13202A"/>
+                <w:sz w:val="17"/>
+              </w:rPr>
+              <w:t xml:space="preserve">, </w:t>
+            </w:r>
+            <w:r>
+              <w:rPr>
+                <w:rFonts w:ascii="Liberation Sans" w:hAnsi="Liberation Sans"/>
+                <w:color w:val="13202A"/>
+                <w:sz w:val="17"/>
+              </w:rPr>
+              <w:t>signalType</w:t>
+            </w:r>
+            <w:r>
+              <w:rPr>
+                <w:rFonts w:ascii="Liberation Sans" w:hAnsi="Liberation Sans"/>
+                <w:b w:val="0"/>
+                <w:color w:val="13202A"/>
+                <w:sz w:val="17"/>
+              </w:rPr>
+              <w:t xml:space="preserve">, </w:t>
+            </w:r>
+            <w:r>
+              <w:rPr>
+                <w:rFonts w:ascii="Liberation Sans" w:hAnsi="Liberation Sans"/>
+                <w:color w:val="13202A"/>
+                <w:sz w:val="17"/>
+              </w:rPr>
+              <w:t>status</w:t>
+            </w:r>
+            <w:r>
+              <w:rPr>
+                <w:rFonts w:ascii="Liberation Sans" w:hAnsi="Liberation Sans"/>
+                <w:b w:val="0"/>
+                <w:color w:val="13202A"/>
+                <w:sz w:val="17"/>
+              </w:rPr>
+              <w:t xml:space="preserve"> со значением </w:t>
+            </w:r>
+            <w:r>
+              <w:rPr>
+                <w:rFonts w:ascii="Liberation Sans" w:hAnsi="Liberation Sans"/>
+                <w:color w:val="13202A"/>
+                <w:sz w:val="17"/>
+              </w:rPr>
+              <w:t>accepted</w:t>
+            </w:r>
+            <w:r>
+              <w:rPr>
+                <w:rFonts w:ascii="Liberation Sans" w:hAnsi="Liberation Sans"/>
+                <w:b w:val="0"/>
+                <w:color w:val="13202A"/>
+                <w:sz w:val="17"/>
+              </w:rPr>
+              <w:t xml:space="preserve"> или </w:t>
+            </w:r>
+            <w:r>
+              <w:rPr>
+                <w:rFonts w:ascii="Liberation Sans" w:hAnsi="Liberation Sans"/>
+                <w:color w:val="13202A"/>
+                <w:sz w:val="17"/>
+              </w:rPr>
+              <w:t>duplicate</w:t>
+            </w:r>
+          </w:p>
+        </w:tc>
+      </w:tr>
+    </w:tbl>
+    <w:p>
+      <w:pPr>
+        <w:spacing w:after="0"/>
+      </w:pPr>
+    </w:p>
+    <w:p>
+      <w:pPr/>
+      <w:r>
+        <w:rPr>
+          <w:b w:val="0"/>
+        </w:rPr>
+        <w:t xml:space="preserve">List-команды возвращают </w:t>
       </w:r>
       <w:r>
         <w:rPr>
@@ -3838,13 +4839,13 @@
           <w:color w:val="9270D9"/>
           <w:sz w:val="18"/>
         </w:rPr>
-        <w:t>flow_name/version</w:t>
-      </w:r>
-      <w:r>
-        <w:rPr>
-          <w:b w:val="0"/>
-        </w:rPr>
-        <w:t xml:space="preserve"> возвращает conflict. </w:t>
+        <w:t>result.items</w:t>
+      </w:r>
+      <w:r>
+        <w:rPr>
+          <w:b w:val="0"/>
+        </w:rPr>
+        <w:t xml:space="preserve">. </w:t>
       </w:r>
       <w:r>
         <w:rPr>
@@ -3852,13 +4853,13 @@
           <w:color w:val="9270D9"/>
           <w:sz w:val="18"/>
         </w:rPr>
-        <w:t>flow start</w:t>
-      </w:r>
-      <w:r>
-        <w:rPr>
-          <w:b w:val="0"/>
-        </w:rPr>
-        <w:t xml:space="preserve"> идемпотентен по паре </w:t>
+        <w:t>processId</w:t>
+      </w:r>
+      <w:r>
+        <w:rPr>
+          <w:b w:val="0"/>
+        </w:rPr>
+        <w:t xml:space="preserve"> сериализуется UUID-строкой. Action </w:t>
       </w:r>
       <w:r>
         <w:rPr>
@@ -3866,36 +4867,128 @@
           <w:color w:val="9270D9"/>
           <w:sz w:val="18"/>
         </w:rPr>
-        <w:t>flow_name/business_key</w:t>
-      </w:r>
-      <w:r>
-        <w:rPr>
-          <w:b w:val="0"/>
-        </w:rPr>
-        <w:t>: одинаковые data возвращают прежний process, изменённые data дают conflict даже после смены active version.</w:t>
+        <w:t>workflow.get</w:t>
+      </w:r>
+      <w:r>
+        <w:rPr>
+          <w:b w:val="0"/>
+        </w:rPr>
+        <w:t xml:space="preserve"> принимает </w:t>
+      </w:r>
+      <w:r>
+        <w:rPr>
+          <w:rFonts w:ascii="Liberation Mono" w:hAnsi="Liberation Mono"/>
+          <w:color w:val="9270D9"/>
+          <w:sz w:val="18"/>
+        </w:rPr>
+        <w:t>{"processId":"..."}</w:t>
+      </w:r>
+      <w:r>
+        <w:rPr>
+          <w:b w:val="0"/>
+        </w:rPr>
+        <w:t xml:space="preserve"> с policy </w:t>
+      </w:r>
+      <w:r>
+        <w:rPr>
+          <w:rFonts w:ascii="Liberation Mono" w:hAnsi="Liberation Mono"/>
+          <w:color w:val="9270D9"/>
+          <w:sz w:val="18"/>
+        </w:rPr>
+        <w:t>workflow:read</w:t>
+      </w:r>
+      <w:r>
+        <w:rPr>
+          <w:b w:val="0"/>
+        </w:rPr>
+        <w:t xml:space="preserve"> и возвращает внутри </w:t>
+      </w:r>
+      <w:r>
+        <w:rPr>
+          <w:rFonts w:ascii="Liberation Mono" w:hAnsi="Liberation Mono"/>
+          <w:color w:val="9270D9"/>
+          <w:sz w:val="18"/>
+        </w:rPr>
+        <w:t>result</w:t>
+      </w:r>
+      <w:r>
+        <w:rPr>
+          <w:b w:val="0"/>
+        </w:rPr>
+        <w:t xml:space="preserve"> объект </w:t>
+      </w:r>
+      <w:r>
+        <w:rPr>
+          <w:rFonts w:ascii="Liberation Mono" w:hAnsi="Liberation Mono"/>
+          <w:color w:val="9270D9"/>
+          <w:sz w:val="18"/>
+        </w:rPr>
+        <w:t>process</w:t>
+      </w:r>
+      <w:r>
+        <w:rPr>
+          <w:b w:val="0"/>
+        </w:rPr>
+        <w:t xml:space="preserve"> и массивы </w:t>
+      </w:r>
+      <w:r>
+        <w:rPr>
+          <w:rFonts w:ascii="Liberation Mono" w:hAnsi="Liberation Mono"/>
+          <w:color w:val="9270D9"/>
+          <w:sz w:val="18"/>
+        </w:rPr>
+        <w:t>steps</w:t>
+      </w:r>
+      <w:r>
+        <w:rPr>
+          <w:b w:val="0"/>
+        </w:rPr>
+        <w:t xml:space="preserve">, </w:t>
+      </w:r>
+      <w:r>
+        <w:rPr>
+          <w:rFonts w:ascii="Liberation Mono" w:hAnsi="Liberation Mono"/>
+          <w:color w:val="9270D9"/>
+          <w:sz w:val="18"/>
+        </w:rPr>
+        <w:t>jobs</w:t>
+      </w:r>
+      <w:r>
+        <w:rPr>
+          <w:b w:val="0"/>
+        </w:rPr>
+        <w:t xml:space="preserve">, </w:t>
+      </w:r>
+      <w:r>
+        <w:rPr>
+          <w:rFonts w:ascii="Liberation Mono" w:hAnsi="Liberation Mono"/>
+          <w:color w:val="9270D9"/>
+          <w:sz w:val="18"/>
+        </w:rPr>
+        <w:t>attempts</w:t>
+      </w:r>
+      <w:r>
+        <w:rPr>
+          <w:b w:val="0"/>
+        </w:rPr>
+        <w:t>.</w:t>
       </w:r>
     </w:p>
     <w:p>
       <w:pPr/>
       <w:r>
         <w:rPr>
-          <w:b w:val="0"/>
-        </w:rPr>
-        <w:t xml:space="preserve">Локальная trusted command </w:t>
-      </w:r>
-      <w:r>
-        <w:rPr>
           <w:rFonts w:ascii="Liberation Mono" w:hAnsi="Liberation Mono"/>
           <w:color w:val="9270D9"/>
           <w:sz w:val="18"/>
         </w:rPr>
-        <w:t>flow signal</w:t>
-      </w:r>
-      <w:r>
-        <w:rPr>
-          <w:b w:val="0"/>
-        </w:rPr>
-        <w:t xml:space="preserve"> пишет </w:t>
+        <w:t>flow validate</w:t>
+      </w:r>
+      <w:r>
+        <w:rPr>
+          <w:b w:val="0"/>
+        </w:rPr>
+        <w:t xml:space="preserve"> не изменяет данные. Повторная идентичная публикация возвращает исходный result; попытка опубликовать другой contract под тем же </w:t>
       </w:r>
       <w:r>
         <w:rPr>
@@ -3903,13 +4996,13 @@
           <w:color w:val="9270D9"/>
           <w:sz w:val="18"/>
         </w:rPr>
-        <w:t>workflow_signal</w:t>
-      </w:r>
-      <w:r>
-        <w:rPr>
-          <w:b w:val="0"/>
-        </w:rPr>
-        <w:t xml:space="preserve"> без integration Inbox недели 3. Тот же </w:t>
+        <w:t>flow_name/version</w:t>
+      </w:r>
+      <w:r>
+        <w:rPr>
+          <w:b w:val="0"/>
+        </w:rPr>
+        <w:t xml:space="preserve"> возвращает conflict. </w:t>
       </w:r>
       <w:r>
         <w:rPr>
@@ -3917,13 +5010,13 @@
           <w:color w:val="9270D9"/>
           <w:sz w:val="18"/>
         </w:rPr>
-        <w:t>message-id</w:t>
-      </w:r>
-      <w:r>
-        <w:rPr>
-          <w:b w:val="0"/>
-        </w:rPr>
-        <w:t xml:space="preserve"> и body возвращают </w:t>
+        <w:t>flow start</w:t>
+      </w:r>
+      <w:r>
+        <w:rPr>
+          <w:b w:val="0"/>
+        </w:rPr>
+        <w:t xml:space="preserve"> идемпотентен по паре </w:t>
       </w:r>
       <w:r>
         <w:rPr>
@@ -3931,13 +5024,148 @@
           <w:color w:val="9270D9"/>
           <w:sz w:val="18"/>
         </w:rPr>
+        <w:t>flow_name/business_key</w:t>
+      </w:r>
+      <w:r>
+        <w:rPr>
+          <w:b w:val="0"/>
+        </w:rPr>
+        <w:t xml:space="preserve">: одинаковые data возвращают прежний process, изменённые data дают conflict даже после смены active version. Без </w:t>
+      </w:r>
+      <w:r>
+        <w:rPr>
+          <w:rFonts w:ascii="Liberation Mono" w:hAnsi="Liberation Mono"/>
+          <w:color w:val="9270D9"/>
+          <w:sz w:val="18"/>
+        </w:rPr>
+        <w:t>--data</w:t>
+      </w:r>
+      <w:r>
+        <w:rPr>
+          <w:b w:val="0"/>
+        </w:rPr>
+        <w:t xml:space="preserve"> используется </w:t>
+      </w:r>
+      <w:r>
+        <w:rPr>
+          <w:rFonts w:ascii="Liberation Mono" w:hAnsi="Liberation Mono"/>
+          <w:color w:val="9270D9"/>
+          <w:sz w:val="18"/>
+        </w:rPr>
+        <w:t>{}</w:t>
+      </w:r>
+      <w:r>
+        <w:rPr>
+          <w:b w:val="0"/>
+        </w:rPr>
+        <w:t xml:space="preserve">; отсутствие active version возвращает контролируемую ошибку. До возврата </w:t>
+      </w:r>
+      <w:r>
+        <w:rPr>
+          <w:rFonts w:ascii="Liberation Mono" w:hAnsi="Liberation Mono"/>
+          <w:color w:val="9270D9"/>
+          <w:sz w:val="18"/>
+        </w:rPr>
+        <w:t>flow start</w:t>
+      </w:r>
+      <w:r>
+        <w:rPr>
+          <w:b w:val="0"/>
+        </w:rPr>
+        <w:t xml:space="preserve"> process и первый waiting state или job уже зафиксированы.</w:t>
+      </w:r>
+    </w:p>
+    <w:p>
+      <w:pPr/>
+      <w:r>
+        <w:rPr>
+          <w:b w:val="0"/>
+        </w:rPr>
+        <w:t xml:space="preserve">Локальная trusted command </w:t>
+      </w:r>
+      <w:r>
+        <w:rPr>
+          <w:rFonts w:ascii="Liberation Mono" w:hAnsi="Liberation Mono"/>
+          <w:color w:val="9270D9"/>
+          <w:sz w:val="18"/>
+        </w:rPr>
+        <w:t>flow signal</w:t>
+      </w:r>
+      <w:r>
+        <w:rPr>
+          <w:b w:val="0"/>
+        </w:rPr>
+        <w:t xml:space="preserve"> пишет </w:t>
+      </w:r>
+      <w:r>
+        <w:rPr>
+          <w:rFonts w:ascii="Liberation Mono" w:hAnsi="Liberation Mono"/>
+          <w:color w:val="9270D9"/>
+          <w:sz w:val="18"/>
+        </w:rPr>
+        <w:t>workflow_signal</w:t>
+      </w:r>
+      <w:r>
+        <w:rPr>
+          <w:b w:val="0"/>
+        </w:rPr>
+        <w:t xml:space="preserve"> без integration Inbox недели 3. </w:t>
+      </w:r>
+      <w:r>
+        <w:rPr>
+          <w:rFonts w:ascii="Liberation Mono" w:hAnsi="Liberation Mono"/>
+          <w:color w:val="9270D9"/>
+          <w:sz w:val="18"/>
+        </w:rPr>
+        <w:t>message-id</w:t>
+      </w:r>
+      <w:r>
+        <w:rPr>
+          <w:b w:val="0"/>
+        </w:rPr>
+        <w:t xml:space="preserve"> глобально уникален: </w:t>
+      </w:r>
+      <w:r>
+        <w:rPr>
+          <w:rFonts w:ascii="Liberation Mono" w:hAnsi="Liberation Mono"/>
+          <w:color w:val="9270D9"/>
+          <w:sz w:val="18"/>
+        </w:rPr>
         <w:t>duplicate</w:t>
       </w:r>
       <w:r>
         <w:rPr>
           <w:b w:val="0"/>
         </w:rPr>
-        <w:t>; тот же id с другим body — conflict.</w:t>
+        <w:t xml:space="preserve"> возвращается только при совпадении process, type и body; любое расхождение даёт conflict без новой или изменённой signal-строки. Сигнал типа, объявленного в pinned map, можно принять до входа в соответствующий </w:t>
+      </w:r>
+      <w:r>
+        <w:rPr>
+          <w:rFonts w:ascii="Liberation Mono" w:hAnsi="Liberation Mono"/>
+          <w:color w:val="9270D9"/>
+          <w:sz w:val="18"/>
+        </w:rPr>
+        <w:t>wait_signal</w:t>
+      </w:r>
+      <w:r>
+        <w:rPr>
+          <w:b w:val="0"/>
+        </w:rPr>
+        <w:t xml:space="preserve">: он хранится как </w:t>
+      </w:r>
+      <w:r>
+        <w:rPr>
+          <w:rFonts w:ascii="Liberation Mono" w:hAnsi="Liberation Mono"/>
+          <w:color w:val="9270D9"/>
+          <w:sz w:val="18"/>
+        </w:rPr>
+        <w:t>ACCEPTED</w:t>
+      </w:r>
+      <w:r>
+        <w:rPr>
+          <w:b w:val="0"/>
+        </w:rPr>
+        <w:t xml:space="preserve"> и атомарно применяется при входе в ожидание. Новый сигнал неизвестного pinned map типа отклоняется. Сигнал для уже завершённого process сохраняется, но process не двигает.</w:t>
       </w:r>
     </w:p>
     <w:p>
@@ -4385,6 +5613,29 @@
       </w:r>
     </w:p>
     <w:p>
+      <w:pPr/>
+      <w:r>
+        <w:rPr>
+          <w:b w:val="0"/>
+        </w:rPr>
+        <w:t xml:space="preserve">Достижимость </w:t>
+      </w:r>
+      <w:r>
+        <w:rPr>
+          <w:rFonts w:ascii="Liberation Mono" w:hAnsi="Liberation Mono"/>
+          <w:color w:val="9270D9"/>
+          <w:sz w:val="18"/>
+        </w:rPr>
+        <w:t>manual</w:t>
+      </w:r>
+      <w:r>
+        <w:rPr>
+          <w:b w:val="0"/>
+        </w:rPr>
+        <w:t xml:space="preserve"> проверяется по графу, а не по наличию команды завершения недели 3.</w:t>
+      </w:r>
+    </w:p>
+    <w:p>
       <w:pPr>
         <w:pStyle w:val="Heading3"/>
       </w:pPr>
@@ -4446,7 +5697,49 @@
         <w:rPr>
           <w:b w:val="0"/>
         </w:rPr>
-        <w:t xml:space="preserve">Target pointers mappings не должны пересекаться между собой или с уже заданными constants. Отсутствующий source во время исполнения даёт non-retryable </w:t>
+        <w:t xml:space="preserve">Target pointers mappings не должны пересекаться между собой или с уже заданными constants. Пересечением считаются равенство и отношение предок/потомок по сегментам JSON Pointer: </w:t>
+      </w:r>
+      <w:r>
+        <w:rPr>
+          <w:rFonts w:ascii="Liberation Mono" w:hAnsi="Liberation Mono"/>
+          <w:color w:val="9270D9"/>
+          <w:sz w:val="18"/>
+        </w:rPr>
+        <w:t>/a</w:t>
+      </w:r>
+      <w:r>
+        <w:rPr>
+          <w:b w:val="0"/>
+        </w:rPr>
+        <w:t xml:space="preserve"> пересекается с </w:t>
+      </w:r>
+      <w:r>
+        <w:rPr>
+          <w:rFonts w:ascii="Liberation Mono" w:hAnsi="Liberation Mono"/>
+          <w:color w:val="9270D9"/>
+          <w:sz w:val="18"/>
+        </w:rPr>
+        <w:t>/a/b</w:t>
+      </w:r>
+      <w:r>
+        <w:rPr>
+          <w:b w:val="0"/>
+        </w:rPr>
+        <w:t xml:space="preserve">, но не с </w:t>
+      </w:r>
+      <w:r>
+        <w:rPr>
+          <w:rFonts w:ascii="Liberation Mono" w:hAnsi="Liberation Mono"/>
+          <w:color w:val="9270D9"/>
+          <w:sz w:val="18"/>
+        </w:rPr>
+        <w:t>/ab</w:t>
+      </w:r>
+      <w:r>
+        <w:rPr>
+          <w:b w:val="0"/>
+        </w:rPr>
+        <w:t xml:space="preserve">. Отсутствующий source во время исполнения даёт non-retryable </w:t>
       </w:r>
       <w:r>
         <w:rPr>
@@ -4517,7 +5810,7 @@
           <w:color w:val="13202A"/>
           <w:sz w:val="20"/>
         </w:rPr>
-        <w:t xml:space="preserve"> включает первую попытку и находится в диапазоне 1–10;</w:t>
+        <w:t xml:space="preserve"> включает первое исполнение action и находится в диапазоне 1–10;</w:t>
       </w:r>
     </w:p>
     <w:p>
@@ -4590,7 +5883,7 @@
           <w:color w:val="13202A"/>
           <w:sz w:val="20"/>
         </w:rPr>
-        <w:t xml:space="preserve">после failed attempt N используется </w:t>
+        <w:t xml:space="preserve">после retryable failure N используется </w:t>
       </w:r>
       <w:r>
         <w:rPr>
@@ -4748,6 +6041,81 @@
           <w:sz w:val="20"/>
         </w:rPr>
         <w:t>;</w:t>
+      </w:r>
+    </w:p>
+    <w:p>
+      <w:pPr>
+        <w:spacing w:after="60"/>
+        <w:ind w:left="397" w:hanging="238"/>
+      </w:pPr>
+      <w:r>
+        <w:rPr>
+          <w:rFonts w:ascii="Liberation Sans" w:hAnsi="Liberation Sans"/>
+          <w:b w:val="0"/>
+          <w:color w:val="13202A"/>
+          <w:sz w:val="20"/>
+        </w:rPr>
+        <w:t xml:space="preserve">• </w:t>
+      </w:r>
+      <w:r>
+        <w:rPr>
+          <w:rFonts w:ascii="Liberation Sans" w:hAnsi="Liberation Sans"/>
+          <w:b w:val="0"/>
+          <w:color w:val="13202A"/>
+          <w:sz w:val="20"/>
+        </w:rPr>
+        <w:t xml:space="preserve">claim с истёкшей lease остаётся attempt со статусом </w:t>
+      </w:r>
+      <w:r>
+        <w:rPr>
+          <w:rFonts w:ascii="Liberation Sans" w:hAnsi="Liberation Sans"/>
+          <w:color w:val="13202A"/>
+          <w:sz w:val="20"/>
+        </w:rPr>
+        <w:t>STALE</w:t>
+      </w:r>
+      <w:r>
+        <w:rPr>
+          <w:rFonts w:ascii="Liberation Sans" w:hAnsi="Liberation Sans"/>
+          <w:b w:val="0"/>
+          <w:color w:val="13202A"/>
+          <w:sz w:val="20"/>
+        </w:rPr>
+        <w:t xml:space="preserve">, увеличивает </w:t>
+      </w:r>
+      <w:r>
+        <w:rPr>
+          <w:rFonts w:ascii="Liberation Sans" w:hAnsi="Liberation Sans"/>
+          <w:color w:val="13202A"/>
+          <w:sz w:val="20"/>
+        </w:rPr>
+        <w:t>attempt_count</w:t>
+      </w:r>
+      <w:r>
+        <w:rPr>
+          <w:rFonts w:ascii="Liberation Sans" w:hAnsi="Liberation Sans"/>
+          <w:b w:val="0"/>
+          <w:color w:val="13202A"/>
+          <w:sz w:val="20"/>
+        </w:rPr>
+        <w:t xml:space="preserve">, но не расходует failure budget </w:t>
+      </w:r>
+      <w:r>
+        <w:rPr>
+          <w:rFonts w:ascii="Liberation Sans" w:hAnsi="Liberation Sans"/>
+          <w:color w:val="13202A"/>
+          <w:sz w:val="20"/>
+        </w:rPr>
+        <w:t>max_attempts</w:t>
+      </w:r>
+      <w:r>
+        <w:rPr>
+          <w:rFonts w:ascii="Liberation Sans" w:hAnsi="Liberation Sans"/>
+          <w:b w:val="0"/>
+          <w:color w:val="13202A"/>
+          <w:sz w:val="20"/>
+        </w:rPr>
+        <w:t>; reclaim создаёт новую attempt;</w:t>
       </w:r>
     </w:p>
     <w:p>
@@ -5296,7 +6664,133 @@
         <w:rPr>
           <w:b w:val="0"/>
         </w:rPr>
-        <w:t xml:space="preserve"> только на фиксированные claim/invoke/finish/fail boundaries и не имеет прямого DML к предметным и workflow-таблицам. Имя роли является частью проверочного контракта.</w:t>
+        <w:t xml:space="preserve"> ровно на </w:t>
+      </w:r>
+      <w:r>
+        <w:rPr>
+          <w:rFonts w:ascii="Liberation Mono" w:hAnsi="Liberation Mono"/>
+          <w:color w:val="9270D9"/>
+          <w:sz w:val="18"/>
+        </w:rPr>
+        <w:t>workflow.claim_jobs</w:t>
+      </w:r>
+      <w:r>
+        <w:rPr>
+          <w:b w:val="0"/>
+        </w:rPr>
+        <w:t xml:space="preserve">, </w:t>
+      </w:r>
+      <w:r>
+        <w:rPr>
+          <w:rFonts w:ascii="Liberation Mono" w:hAnsi="Liberation Mono"/>
+          <w:color w:val="9270D9"/>
+          <w:sz w:val="18"/>
+        </w:rPr>
+        <w:t>api.invoke</w:t>
+      </w:r>
+      <w:r>
+        <w:rPr>
+          <w:b w:val="0"/>
+        </w:rPr>
+        <w:t xml:space="preserve">, </w:t>
+      </w:r>
+      <w:r>
+        <w:rPr>
+          <w:rFonts w:ascii="Liberation Mono" w:hAnsi="Liberation Mono"/>
+          <w:color w:val="9270D9"/>
+          <w:sz w:val="18"/>
+        </w:rPr>
+        <w:t>workflow.finish_job</w:t>
+      </w:r>
+      <w:r>
+        <w:rPr>
+          <w:b w:val="0"/>
+        </w:rPr>
+        <w:t xml:space="preserve">, </w:t>
+      </w:r>
+      <w:r>
+        <w:rPr>
+          <w:rFonts w:ascii="Liberation Mono" w:hAnsi="Liberation Mono"/>
+          <w:color w:val="9270D9"/>
+          <w:sz w:val="18"/>
+        </w:rPr>
+        <w:t>workflow.fail_job</w:t>
+      </w:r>
+      <w:r>
+        <w:rPr>
+          <w:b w:val="0"/>
+        </w:rPr>
+        <w:t xml:space="preserve"> и не имеет прямого DML к предметным и workflow-таблицам. Для функций schemas </w:t>
+      </w:r>
+      <w:r>
+        <w:rPr>
+          <w:rFonts w:ascii="Liberation Mono" w:hAnsi="Liberation Mono"/>
+          <w:color w:val="9270D9"/>
+          <w:sz w:val="18"/>
+        </w:rPr>
+        <w:t>api</w:t>
+      </w:r>
+      <w:r>
+        <w:rPr>
+          <w:b w:val="0"/>
+        </w:rPr>
+        <w:t xml:space="preserve"> и </w:t>
+      </w:r>
+      <w:r>
+        <w:rPr>
+          <w:rFonts w:ascii="Liberation Mono" w:hAnsi="Liberation Mono"/>
+          <w:color w:val="9270D9"/>
+          <w:sz w:val="18"/>
+        </w:rPr>
+        <w:t>workflow</w:t>
+      </w:r>
+      <w:r>
+        <w:rPr>
+          <w:b w:val="0"/>
+        </w:rPr>
+        <w:t xml:space="preserve"> учитываются также права, унаследованные от </w:t>
+      </w:r>
+      <w:r>
+        <w:rPr>
+          <w:rFonts w:ascii="Liberation Mono" w:hAnsi="Liberation Mono"/>
+          <w:color w:val="9270D9"/>
+          <w:sz w:val="18"/>
+        </w:rPr>
+        <w:t>PUBLIC</w:t>
+      </w:r>
+      <w:r>
+        <w:rPr>
+          <w:b w:val="0"/>
+        </w:rPr>
+        <w:t xml:space="preserve">, поэтому лишний default </w:t>
+      </w:r>
+      <w:r>
+        <w:rPr>
+          <w:rFonts w:ascii="Liberation Mono" w:hAnsi="Liberation Mono"/>
+          <w:color w:val="9270D9"/>
+          <w:sz w:val="18"/>
+        </w:rPr>
+        <w:t>EXECUTE</w:t>
+      </w:r>
+      <w:r>
+        <w:rPr>
+          <w:b w:val="0"/>
+        </w:rPr>
+        <w:t xml:space="preserve"> нужно отозвать. </w:t>
+      </w:r>
+      <w:r>
+        <w:rPr>
+          <w:rFonts w:ascii="Liberation Mono" w:hAnsi="Liberation Mono"/>
+          <w:color w:val="9270D9"/>
+          <w:sz w:val="18"/>
+        </w:rPr>
+        <w:t>workflow.claim_jobs</w:t>
+      </w:r>
+      <w:r>
+        <w:rPr>
+          <w:b w:val="0"/>
+        </w:rPr>
+        <w:t xml:space="preserve"> возвращает worker закреплённые action version, schemas, outcomes и policy, необходимые shared executor; отдельное чтение каталога роли не требуется. Имя роли является частью проверочного контракта.</w:t>
       </w:r>
     </w:p>
     <w:p>
@@ -6035,6 +7529,29 @@
         <w:rPr>
           <w:b w:val="0"/>
         </w:rPr>
+        <w:t xml:space="preserve">Checker включает test profile и передаёт одно значение </w:t>
+      </w:r>
+      <w:r>
+        <w:rPr>
+          <w:rFonts w:ascii="Liberation Mono" w:hAnsi="Liberation Mono"/>
+          <w:color w:val="9270D9"/>
+          <w:sz w:val="18"/>
+        </w:rPr>
+        <w:t>COURSE_FAILPOINT</w:t>
+      </w:r>
+      <w:r>
+        <w:rPr>
+          <w:b w:val="0"/>
+        </w:rPr>
+        <w:t xml:space="preserve"> обоим worker. Победителя определяет атомарный claim, а не отдельная переменная конкретного container.</w:t>
+      </w:r>
+    </w:p>
+    <w:p>
+      <w:pPr/>
+      <w:r>
+        <w:rPr>
+          <w:b w:val="0"/>
+        </w:rPr>
         <w:t>Для fencing probe test adapter предоставляет command:</w:t>
       </w:r>
     </w:p>
@@ -6176,280 +7693,2180 @@
         <w:rPr>
           <w:b w:val="0"/>
         </w:rPr>
-        <w:t>Обязательны:</w:t>
+        <w:t xml:space="preserve">Обязательны compact </w:t>
+      </w:r>
+      <w:r>
+        <w:rPr>
+          <w:rFonts w:ascii="Liberation Mono" w:hAnsi="Liberation Mono"/>
+          <w:color w:val="9270D9"/>
+          <w:sz w:val="18"/>
+        </w:rPr>
+        <w:t>flow get</w:t>
+      </w:r>
+      <w:r>
+        <w:rPr>
+          <w:b w:val="0"/>
+        </w:rPr>
+        <w:t xml:space="preserve">, action </w:t>
+      </w:r>
+      <w:r>
+        <w:rPr>
+          <w:rFonts w:ascii="Liberation Mono" w:hAnsi="Liberation Mono"/>
+          <w:color w:val="9270D9"/>
+          <w:sz w:val="18"/>
+        </w:rPr>
+        <w:t>workflow.get</w:t>
+      </w:r>
+      <w:r>
+        <w:rPr>
+          <w:b w:val="0"/>
+        </w:rPr>
+        <w:t>, server-side IDs и safe error codes без stack trace, credentials и полного payload. Image digest worker до и после hidden publication должен совпасть.</w:t>
       </w:r>
     </w:p>
     <w:p>
+      <w:pPr/>
+      <w:r>
+        <w:rPr>
+          <w:b w:val="0"/>
+        </w:rPr>
+        <w:t xml:space="preserve">Read-only schema </w:t>
+      </w:r>
+      <w:r>
+        <w:rPr>
+          <w:rFonts w:ascii="Liberation Mono" w:hAnsi="Liberation Mono"/>
+          <w:color w:val="9270D9"/>
+          <w:sz w:val="18"/>
+        </w:rPr>
+        <w:t>autocheck</w:t>
+      </w:r>
+      <w:r>
+        <w:rPr>
+          <w:b w:val="0"/>
+        </w:rPr>
+        <w:t xml:space="preserve"> публикует views. Указанные колонки и типы обязательны, но их порядок и дополнительные диагностические колонки не являются контрактом. Все relation имеют тип обычного view, не materialized view. </w:t>
+      </w:r>
+      <w:r>
+        <w:rPr>
+          <w:rFonts w:ascii="Liberation Mono" w:hAnsi="Liberation Mono"/>
+          <w:color w:val="9270D9"/>
+          <w:sz w:val="18"/>
+        </w:rPr>
+        <w:t>timestamptz</w:t>
+      </w:r>
+      <w:r>
+        <w:rPr>
+          <w:b w:val="0"/>
+        </w:rPr>
+        <w:t xml:space="preserve"> означает </w:t>
+      </w:r>
+      <w:r>
+        <w:rPr>
+          <w:rFonts w:ascii="Liberation Mono" w:hAnsi="Liberation Mono"/>
+          <w:color w:val="9270D9"/>
+          <w:sz w:val="18"/>
+        </w:rPr>
+        <w:t>timestamp with time zone</w:t>
+      </w:r>
+      <w:r>
+        <w:rPr>
+          <w:b w:val="0"/>
+        </w:rPr>
+        <w:t xml:space="preserve">; неуказанные идентификаторы имеют тип </w:t>
+      </w:r>
+      <w:r>
+        <w:rPr>
+          <w:rFonts w:ascii="Liberation Mono" w:hAnsi="Liberation Mono"/>
+          <w:color w:val="9270D9"/>
+          <w:sz w:val="18"/>
+        </w:rPr>
+        <w:t>uuid</w:t>
+      </w:r>
+      <w:r>
+        <w:rPr>
+          <w:b w:val="0"/>
+        </w:rPr>
+        <w:t>.</w:t>
+      </w:r>
+    </w:p>
+    <w:tbl>
+      <w:tblPr>
+        <w:tblW w:type="auto" w:w="0"/>
+        <w:jc w:val="center"/>
+        <w:tblLayout w:type="fixed"/>
+        <w:tblLook w:firstColumn="1" w:firstRow="1" w:lastColumn="0" w:lastRow="0" w:noHBand="0" w:noVBand="1" w:val="04A0"/>
+      </w:tblPr>
+      <w:tblGrid>
+        <w:gridCol w:w="5185"/>
+        <w:gridCol w:w="5185"/>
+      </w:tblGrid>
+      <w:tr>
+        <w:trPr>
+          <w:tblHeader w:val="true"/>
+        </w:trPr>
+        <w:tc>
+          <w:tcPr>
+            <w:tcW w:type="dxa" w:w="4876"/>
+            <w:tcMar>
+              <w:top w:w="90" w:type="dxa"/>
+              <w:start w:w="110" w:type="dxa"/>
+              <w:bottom w:w="90" w:type="dxa"/>
+              <w:end w:w="110" w:type="dxa"/>
+            </w:tcMar>
+            <w:tcBorders>
+              <w:top w:sz="4" w:val="single" w:color="B8C0C3"/>
+              <w:left w:sz="4" w:val="single" w:color="B8C0C3"/>
+              <w:bottom w:sz="4" w:val="single" w:color="B8C0C3"/>
+              <w:right w:sz="4" w:val="single" w:color="B8C0C3"/>
+            </w:tcBorders>
+            <w:shd w:fill="202C35"/>
+            <w:vAlign w:val="center"/>
+          </w:tcPr>
+          <w:p>
+            <w:pPr>
+              <w:spacing w:after="0"/>
+            </w:pPr>
+            <w:r>
+              <w:rPr>
+                <w:rFonts w:ascii="Liberation Sans" w:hAnsi="Liberation Sans"/>
+                <w:b/>
+                <w:color w:val="FFFFFF"/>
+                <w:sz w:val="17"/>
+              </w:rPr>
+              <w:t>View</w:t>
+            </w:r>
+          </w:p>
+        </w:tc>
+        <w:tc>
+          <w:tcPr>
+            <w:tcW w:type="dxa" w:w="4876"/>
+            <w:tcMar>
+              <w:top w:w="90" w:type="dxa"/>
+              <w:start w:w="110" w:type="dxa"/>
+              <w:bottom w:w="90" w:type="dxa"/>
+              <w:end w:w="110" w:type="dxa"/>
+            </w:tcMar>
+            <w:tcBorders>
+              <w:top w:sz="4" w:val="single" w:color="B8C0C3"/>
+              <w:left w:sz="4" w:val="single" w:color="B8C0C3"/>
+              <w:bottom w:sz="4" w:val="single" w:color="B8C0C3"/>
+              <w:right w:sz="4" w:val="single" w:color="B8C0C3"/>
+            </w:tcBorders>
+            <w:shd w:fill="202C35"/>
+            <w:vAlign w:val="center"/>
+          </w:tcPr>
+          <w:p>
+            <w:pPr>
+              <w:spacing w:after="0"/>
+            </w:pPr>
+            <w:r>
+              <w:rPr>
+                <w:rFonts w:ascii="Liberation Sans" w:hAnsi="Liberation Sans"/>
+                <w:b/>
+                <w:color w:val="FFFFFF"/>
+                <w:sz w:val="17"/>
+              </w:rPr>
+              <w:t>Обязательные колонки</w:t>
+            </w:r>
+          </w:p>
+        </w:tc>
+      </w:tr>
+      <w:tr>
+        <w:tc>
+          <w:tcPr>
+            <w:tcW w:type="dxa" w:w="4876"/>
+            <w:tcMar>
+              <w:top w:w="90" w:type="dxa"/>
+              <w:start w:w="110" w:type="dxa"/>
+              <w:bottom w:w="90" w:type="dxa"/>
+              <w:end w:w="110" w:type="dxa"/>
+            </w:tcMar>
+            <w:tcBorders>
+              <w:top w:sz="4" w:val="single" w:color="B8C0C3"/>
+              <w:left w:sz="4" w:val="single" w:color="B8C0C3"/>
+              <w:bottom w:sz="4" w:val="single" w:color="B8C0C3"/>
+              <w:right w:sz="4" w:val="single" w:color="B8C0C3"/>
+            </w:tcBorders>
+            <w:vAlign w:val="center"/>
+          </w:tcPr>
+          <w:p>
+            <w:pPr>
+              <w:spacing w:after="0"/>
+            </w:pPr>
+            <w:r>
+              <w:rPr>
+                <w:rFonts w:ascii="Liberation Sans" w:hAnsi="Liberation Sans"/>
+                <w:color w:val="13202A"/>
+                <w:sz w:val="17"/>
+              </w:rPr>
+              <w:t>action_definitions</w:t>
+            </w:r>
+          </w:p>
+        </w:tc>
+        <w:tc>
+          <w:tcPr>
+            <w:tcW w:type="dxa" w:w="4876"/>
+            <w:tcMar>
+              <w:top w:w="90" w:type="dxa"/>
+              <w:start w:w="110" w:type="dxa"/>
+              <w:bottom w:w="90" w:type="dxa"/>
+              <w:end w:w="110" w:type="dxa"/>
+            </w:tcMar>
+            <w:tcBorders>
+              <w:top w:sz="4" w:val="single" w:color="B8C0C3"/>
+              <w:left w:sz="4" w:val="single" w:color="B8C0C3"/>
+              <w:bottom w:sz="4" w:val="single" w:color="B8C0C3"/>
+              <w:right w:sz="4" w:val="single" w:color="B8C0C3"/>
+            </w:tcBorders>
+            <w:vAlign w:val="center"/>
+          </w:tcPr>
+          <w:p>
+            <w:pPr>
+              <w:spacing w:after="0"/>
+            </w:pPr>
+            <w:r>
+              <w:rPr>
+                <w:rFonts w:ascii="Liberation Sans" w:hAnsi="Liberation Sans"/>
+                <w:color w:val="13202A"/>
+                <w:sz w:val="17"/>
+              </w:rPr>
+              <w:t>module text</w:t>
+            </w:r>
+            <w:r>
+              <w:rPr>
+                <w:rFonts w:ascii="Liberation Sans" w:hAnsi="Liberation Sans"/>
+                <w:b w:val="0"/>
+                <w:color w:val="13202A"/>
+                <w:sz w:val="17"/>
+              </w:rPr>
+              <w:t xml:space="preserve">, </w:t>
+            </w:r>
+            <w:r>
+              <w:rPr>
+                <w:rFonts w:ascii="Liberation Sans" w:hAnsi="Liberation Sans"/>
+                <w:color w:val="13202A"/>
+                <w:sz w:val="17"/>
+              </w:rPr>
+              <w:t>action text</w:t>
+            </w:r>
+            <w:r>
+              <w:rPr>
+                <w:rFonts w:ascii="Liberation Sans" w:hAnsi="Liberation Sans"/>
+                <w:b w:val="0"/>
+                <w:color w:val="13202A"/>
+                <w:sz w:val="17"/>
+              </w:rPr>
+              <w:t xml:space="preserve">, </w:t>
+            </w:r>
+            <w:r>
+              <w:rPr>
+                <w:rFonts w:ascii="Liberation Sans" w:hAnsi="Liberation Sans"/>
+                <w:color w:val="13202A"/>
+                <w:sz w:val="17"/>
+              </w:rPr>
+              <w:t>version integer</w:t>
+            </w:r>
+            <w:r>
+              <w:rPr>
+                <w:rFonts w:ascii="Liberation Sans" w:hAnsi="Liberation Sans"/>
+                <w:b w:val="0"/>
+                <w:color w:val="13202A"/>
+                <w:sz w:val="17"/>
+              </w:rPr>
+              <w:t xml:space="preserve">, </w:t>
+            </w:r>
+            <w:r>
+              <w:rPr>
+                <w:rFonts w:ascii="Liberation Sans" w:hAnsi="Liberation Sans"/>
+                <w:color w:val="13202A"/>
+                <w:sz w:val="17"/>
+              </w:rPr>
+              <w:t>http_method text</w:t>
+            </w:r>
+            <w:r>
+              <w:rPr>
+                <w:rFonts w:ascii="Liberation Sans" w:hAnsi="Liberation Sans"/>
+                <w:b w:val="0"/>
+                <w:color w:val="13202A"/>
+                <w:sz w:val="17"/>
+              </w:rPr>
+              <w:t xml:space="preserve">, </w:t>
+            </w:r>
+            <w:r>
+              <w:rPr>
+                <w:rFonts w:ascii="Liberation Sans" w:hAnsi="Liberation Sans"/>
+                <w:color w:val="13202A"/>
+                <w:sz w:val="17"/>
+              </w:rPr>
+              <w:t>target_schema text</w:t>
+            </w:r>
+            <w:r>
+              <w:rPr>
+                <w:rFonts w:ascii="Liberation Sans" w:hAnsi="Liberation Sans"/>
+                <w:b w:val="0"/>
+                <w:color w:val="13202A"/>
+                <w:sz w:val="17"/>
+              </w:rPr>
+              <w:t xml:space="preserve">, </w:t>
+            </w:r>
+            <w:r>
+              <w:rPr>
+                <w:rFonts w:ascii="Liberation Sans" w:hAnsi="Liberation Sans"/>
+                <w:color w:val="13202A"/>
+                <w:sz w:val="17"/>
+              </w:rPr>
+              <w:t>target_function text</w:t>
+            </w:r>
+            <w:r>
+              <w:rPr>
+                <w:rFonts w:ascii="Liberation Sans" w:hAnsi="Liberation Sans"/>
+                <w:b w:val="0"/>
+                <w:color w:val="13202A"/>
+                <w:sz w:val="17"/>
+              </w:rPr>
+              <w:t xml:space="preserve">, </w:t>
+            </w:r>
+            <w:r>
+              <w:rPr>
+                <w:rFonts w:ascii="Liberation Sans" w:hAnsi="Liberation Sans"/>
+                <w:color w:val="13202A"/>
+                <w:sz w:val="17"/>
+              </w:rPr>
+              <w:t>outcomes jsonb</w:t>
+            </w:r>
+            <w:r>
+              <w:rPr>
+                <w:rFonts w:ascii="Liberation Sans" w:hAnsi="Liberation Sans"/>
+                <w:b w:val="0"/>
+                <w:color w:val="13202A"/>
+                <w:sz w:val="17"/>
+              </w:rPr>
+              <w:t xml:space="preserve">, </w:t>
+            </w:r>
+            <w:r>
+              <w:rPr>
+                <w:rFonts w:ascii="Liberation Sans" w:hAnsi="Liberation Sans"/>
+                <w:color w:val="13202A"/>
+                <w:sz w:val="17"/>
+              </w:rPr>
+              <w:t>enabled boolean</w:t>
+            </w:r>
+            <w:r>
+              <w:rPr>
+                <w:rFonts w:ascii="Liberation Sans" w:hAnsi="Liberation Sans"/>
+                <w:b w:val="0"/>
+                <w:color w:val="13202A"/>
+                <w:sz w:val="17"/>
+              </w:rPr>
+              <w:t xml:space="preserve">, </w:t>
+            </w:r>
+            <w:r>
+              <w:rPr>
+                <w:rFonts w:ascii="Liberation Sans" w:hAnsi="Liberation Sans"/>
+                <w:color w:val="13202A"/>
+                <w:sz w:val="17"/>
+              </w:rPr>
+              <w:t>is_default boolean</w:t>
+            </w:r>
+          </w:p>
+        </w:tc>
+      </w:tr>
+      <w:tr>
+        <w:tc>
+          <w:tcPr>
+            <w:tcW w:type="dxa" w:w="4876"/>
+            <w:tcMar>
+              <w:top w:w="90" w:type="dxa"/>
+              <w:start w:w="110" w:type="dxa"/>
+              <w:bottom w:w="90" w:type="dxa"/>
+              <w:end w:w="110" w:type="dxa"/>
+            </w:tcMar>
+            <w:tcBorders>
+              <w:top w:sz="4" w:val="single" w:color="B8C0C3"/>
+              <w:left w:sz="4" w:val="single" w:color="B8C0C3"/>
+              <w:bottom w:sz="4" w:val="single" w:color="B8C0C3"/>
+              <w:right w:sz="4" w:val="single" w:color="B8C0C3"/>
+            </w:tcBorders>
+            <w:shd w:fill="F7F4EC"/>
+            <w:vAlign w:val="center"/>
+          </w:tcPr>
+          <w:p>
+            <w:pPr>
+              <w:spacing w:after="0"/>
+            </w:pPr>
+            <w:r>
+              <w:rPr>
+                <w:rFonts w:ascii="Liberation Sans" w:hAnsi="Liberation Sans"/>
+                <w:color w:val="13202A"/>
+                <w:sz w:val="17"/>
+              </w:rPr>
+              <w:t>action_dispatches</w:t>
+            </w:r>
+          </w:p>
+        </w:tc>
+        <w:tc>
+          <w:tcPr>
+            <w:tcW w:type="dxa" w:w="4876"/>
+            <w:tcMar>
+              <w:top w:w="90" w:type="dxa"/>
+              <w:start w:w="110" w:type="dxa"/>
+              <w:bottom w:w="90" w:type="dxa"/>
+              <w:end w:w="110" w:type="dxa"/>
+            </w:tcMar>
+            <w:tcBorders>
+              <w:top w:sz="4" w:val="single" w:color="B8C0C3"/>
+              <w:left w:sz="4" w:val="single" w:color="B8C0C3"/>
+              <w:bottom w:sz="4" w:val="single" w:color="B8C0C3"/>
+              <w:right w:sz="4" w:val="single" w:color="B8C0C3"/>
+            </w:tcBorders>
+            <w:shd w:fill="F7F4EC"/>
+            <w:vAlign w:val="center"/>
+          </w:tcPr>
+          <w:p>
+            <w:pPr>
+              <w:spacing w:after="0"/>
+            </w:pPr>
+            <w:r>
+              <w:rPr>
+                <w:rFonts w:ascii="Liberation Sans" w:hAnsi="Liberation Sans"/>
+                <w:color w:val="13202A"/>
+                <w:sz w:val="17"/>
+              </w:rPr>
+              <w:t>correlation_id</w:t>
+            </w:r>
+            <w:r>
+              <w:rPr>
+                <w:rFonts w:ascii="Liberation Sans" w:hAnsi="Liberation Sans"/>
+                <w:b w:val="0"/>
+                <w:color w:val="13202A"/>
+                <w:sz w:val="17"/>
+              </w:rPr>
+              <w:t xml:space="preserve">, </w:t>
+            </w:r>
+            <w:r>
+              <w:rPr>
+                <w:rFonts w:ascii="Liberation Sans" w:hAnsi="Liberation Sans"/>
+                <w:color w:val="13202A"/>
+                <w:sz w:val="17"/>
+              </w:rPr>
+              <w:t>request_id text</w:t>
+            </w:r>
+            <w:r>
+              <w:rPr>
+                <w:rFonts w:ascii="Liberation Sans" w:hAnsi="Liberation Sans"/>
+                <w:b w:val="0"/>
+                <w:color w:val="13202A"/>
+                <w:sz w:val="17"/>
+              </w:rPr>
+              <w:t xml:space="preserve">, </w:t>
+            </w:r>
+            <w:r>
+              <w:rPr>
+                <w:rFonts w:ascii="Liberation Sans" w:hAnsi="Liberation Sans"/>
+                <w:color w:val="13202A"/>
+                <w:sz w:val="17"/>
+              </w:rPr>
+              <w:t>module text</w:t>
+            </w:r>
+            <w:r>
+              <w:rPr>
+                <w:rFonts w:ascii="Liberation Sans" w:hAnsi="Liberation Sans"/>
+                <w:b w:val="0"/>
+                <w:color w:val="13202A"/>
+                <w:sz w:val="17"/>
+              </w:rPr>
+              <w:t xml:space="preserve">, </w:t>
+            </w:r>
+            <w:r>
+              <w:rPr>
+                <w:rFonts w:ascii="Liberation Sans" w:hAnsi="Liberation Sans"/>
+                <w:color w:val="13202A"/>
+                <w:sz w:val="17"/>
+              </w:rPr>
+              <w:t>action text</w:t>
+            </w:r>
+            <w:r>
+              <w:rPr>
+                <w:rFonts w:ascii="Liberation Sans" w:hAnsi="Liberation Sans"/>
+                <w:b w:val="0"/>
+                <w:color w:val="13202A"/>
+                <w:sz w:val="17"/>
+              </w:rPr>
+              <w:t xml:space="preserve">, </w:t>
+            </w:r>
+            <w:r>
+              <w:rPr>
+                <w:rFonts w:ascii="Liberation Sans" w:hAnsi="Liberation Sans"/>
+                <w:color w:val="13202A"/>
+                <w:sz w:val="17"/>
+              </w:rPr>
+              <w:t>version integer</w:t>
+            </w:r>
+            <w:r>
+              <w:rPr>
+                <w:rFonts w:ascii="Liberation Sans" w:hAnsi="Liberation Sans"/>
+                <w:b w:val="0"/>
+                <w:color w:val="13202A"/>
+                <w:sz w:val="17"/>
+              </w:rPr>
+              <w:t xml:space="preserve">, </w:t>
+            </w:r>
+            <w:r>
+              <w:rPr>
+                <w:rFonts w:ascii="Liberation Sans" w:hAnsi="Liberation Sans"/>
+                <w:color w:val="13202A"/>
+                <w:sz w:val="17"/>
+              </w:rPr>
+              <w:t>principal text</w:t>
+            </w:r>
+            <w:r>
+              <w:rPr>
+                <w:rFonts w:ascii="Liberation Sans" w:hAnsi="Liberation Sans"/>
+                <w:b w:val="0"/>
+                <w:color w:val="13202A"/>
+                <w:sz w:val="17"/>
+              </w:rPr>
+              <w:t xml:space="preserve">, </w:t>
+            </w:r>
+            <w:r>
+              <w:rPr>
+                <w:rFonts w:ascii="Liberation Sans" w:hAnsi="Liberation Sans"/>
+                <w:color w:val="13202A"/>
+                <w:sz w:val="17"/>
+              </w:rPr>
+              <w:t>payload_hash text</w:t>
+            </w:r>
+            <w:r>
+              <w:rPr>
+                <w:rFonts w:ascii="Liberation Sans" w:hAnsi="Liberation Sans"/>
+                <w:b w:val="0"/>
+                <w:color w:val="13202A"/>
+                <w:sz w:val="17"/>
+              </w:rPr>
+              <w:t xml:space="preserve">, </w:t>
+            </w:r>
+            <w:r>
+              <w:rPr>
+                <w:rFonts w:ascii="Liberation Sans" w:hAnsi="Liberation Sans"/>
+                <w:color w:val="13202A"/>
+                <w:sz w:val="17"/>
+              </w:rPr>
+              <w:t>status text</w:t>
+            </w:r>
+            <w:r>
+              <w:rPr>
+                <w:rFonts w:ascii="Liberation Sans" w:hAnsi="Liberation Sans"/>
+                <w:b w:val="0"/>
+                <w:color w:val="13202A"/>
+                <w:sz w:val="17"/>
+              </w:rPr>
+              <w:t xml:space="preserve">, </w:t>
+            </w:r>
+            <w:r>
+              <w:rPr>
+                <w:rFonts w:ascii="Liberation Sans" w:hAnsi="Liberation Sans"/>
+                <w:color w:val="13202A"/>
+                <w:sz w:val="17"/>
+              </w:rPr>
+              <w:t>outcome text</w:t>
+            </w:r>
+            <w:r>
+              <w:rPr>
+                <w:rFonts w:ascii="Liberation Sans" w:hAnsi="Liberation Sans"/>
+                <w:b w:val="0"/>
+                <w:color w:val="13202A"/>
+                <w:sz w:val="17"/>
+              </w:rPr>
+              <w:t xml:space="preserve">, </w:t>
+            </w:r>
+            <w:r>
+              <w:rPr>
+                <w:rFonts w:ascii="Liberation Sans" w:hAnsi="Liberation Sans"/>
+                <w:color w:val="13202A"/>
+                <w:sz w:val="17"/>
+              </w:rPr>
+              <w:t>occurred_at timestamptz</w:t>
+            </w:r>
+          </w:p>
+        </w:tc>
+      </w:tr>
+      <w:tr>
+        <w:tc>
+          <w:tcPr>
+            <w:tcW w:type="dxa" w:w="4876"/>
+            <w:tcMar>
+              <w:top w:w="90" w:type="dxa"/>
+              <w:start w:w="110" w:type="dxa"/>
+              <w:bottom w:w="90" w:type="dxa"/>
+              <w:end w:w="110" w:type="dxa"/>
+            </w:tcMar>
+            <w:tcBorders>
+              <w:top w:sz="4" w:val="single" w:color="B8C0C3"/>
+              <w:left w:sz="4" w:val="single" w:color="B8C0C3"/>
+              <w:bottom w:sz="4" w:val="single" w:color="B8C0C3"/>
+              <w:right w:sz="4" w:val="single" w:color="B8C0C3"/>
+            </w:tcBorders>
+            <w:vAlign w:val="center"/>
+          </w:tcPr>
+          <w:p>
+            <w:pPr>
+              <w:spacing w:after="0"/>
+            </w:pPr>
+            <w:r>
+              <w:rPr>
+                <w:rFonts w:ascii="Liberation Sans" w:hAnsi="Liberation Sans"/>
+                <w:color w:val="13202A"/>
+                <w:sz w:val="17"/>
+              </w:rPr>
+              <w:t>flow_versions</w:t>
+            </w:r>
+          </w:p>
+        </w:tc>
+        <w:tc>
+          <w:tcPr>
+            <w:tcW w:type="dxa" w:w="4876"/>
+            <w:tcMar>
+              <w:top w:w="90" w:type="dxa"/>
+              <w:start w:w="110" w:type="dxa"/>
+              <w:bottom w:w="90" w:type="dxa"/>
+              <w:end w:w="110" w:type="dxa"/>
+            </w:tcMar>
+            <w:tcBorders>
+              <w:top w:sz="4" w:val="single" w:color="B8C0C3"/>
+              <w:left w:sz="4" w:val="single" w:color="B8C0C3"/>
+              <w:bottom w:sz="4" w:val="single" w:color="B8C0C3"/>
+              <w:right w:sz="4" w:val="single" w:color="B8C0C3"/>
+            </w:tcBorders>
+            <w:vAlign w:val="center"/>
+          </w:tcPr>
+          <w:p>
+            <w:pPr>
+              <w:spacing w:after="0"/>
+            </w:pPr>
+            <w:r>
+              <w:rPr>
+                <w:rFonts w:ascii="Liberation Sans" w:hAnsi="Liberation Sans"/>
+                <w:color w:val="13202A"/>
+                <w:sz w:val="17"/>
+              </w:rPr>
+              <w:t>flow_name text</w:t>
+            </w:r>
+            <w:r>
+              <w:rPr>
+                <w:rFonts w:ascii="Liberation Sans" w:hAnsi="Liberation Sans"/>
+                <w:b w:val="0"/>
+                <w:color w:val="13202A"/>
+                <w:sz w:val="17"/>
+              </w:rPr>
+              <w:t xml:space="preserve">, </w:t>
+            </w:r>
+            <w:r>
+              <w:rPr>
+                <w:rFonts w:ascii="Liberation Sans" w:hAnsi="Liberation Sans"/>
+                <w:color w:val="13202A"/>
+                <w:sz w:val="17"/>
+              </w:rPr>
+              <w:t>flow_version integer</w:t>
+            </w:r>
+            <w:r>
+              <w:rPr>
+                <w:rFonts w:ascii="Liberation Sans" w:hAnsi="Liberation Sans"/>
+                <w:b w:val="0"/>
+                <w:color w:val="13202A"/>
+                <w:sz w:val="17"/>
+              </w:rPr>
+              <w:t xml:space="preserve">, </w:t>
+            </w:r>
+            <w:r>
+              <w:rPr>
+                <w:rFonts w:ascii="Liberation Sans" w:hAnsi="Liberation Sans"/>
+                <w:color w:val="13202A"/>
+                <w:sz w:val="17"/>
+              </w:rPr>
+              <w:t>status text</w:t>
+            </w:r>
+            <w:r>
+              <w:rPr>
+                <w:rFonts w:ascii="Liberation Sans" w:hAnsi="Liberation Sans"/>
+                <w:b w:val="0"/>
+                <w:color w:val="13202A"/>
+                <w:sz w:val="17"/>
+              </w:rPr>
+              <w:t xml:space="preserve">, </w:t>
+            </w:r>
+            <w:r>
+              <w:rPr>
+                <w:rFonts w:ascii="Liberation Sans" w:hAnsi="Liberation Sans"/>
+                <w:color w:val="13202A"/>
+                <w:sz w:val="17"/>
+              </w:rPr>
+              <w:t>is_active boolean</w:t>
+            </w:r>
+            <w:r>
+              <w:rPr>
+                <w:rFonts w:ascii="Liberation Sans" w:hAnsi="Liberation Sans"/>
+                <w:b w:val="0"/>
+                <w:color w:val="13202A"/>
+                <w:sz w:val="17"/>
+              </w:rPr>
+              <w:t xml:space="preserve">, </w:t>
+            </w:r>
+            <w:r>
+              <w:rPr>
+                <w:rFonts w:ascii="Liberation Sans" w:hAnsi="Liberation Sans"/>
+                <w:color w:val="13202A"/>
+                <w:sz w:val="17"/>
+              </w:rPr>
+              <w:t>published_at timestamptz</w:t>
+            </w:r>
+          </w:p>
+        </w:tc>
+      </w:tr>
+      <w:tr>
+        <w:tc>
+          <w:tcPr>
+            <w:tcW w:type="dxa" w:w="4876"/>
+            <w:tcMar>
+              <w:top w:w="90" w:type="dxa"/>
+              <w:start w:w="110" w:type="dxa"/>
+              <w:bottom w:w="90" w:type="dxa"/>
+              <w:end w:w="110" w:type="dxa"/>
+            </w:tcMar>
+            <w:tcBorders>
+              <w:top w:sz="4" w:val="single" w:color="B8C0C3"/>
+              <w:left w:sz="4" w:val="single" w:color="B8C0C3"/>
+              <w:bottom w:sz="4" w:val="single" w:color="B8C0C3"/>
+              <w:right w:sz="4" w:val="single" w:color="B8C0C3"/>
+            </w:tcBorders>
+            <w:shd w:fill="F7F4EC"/>
+            <w:vAlign w:val="center"/>
+          </w:tcPr>
+          <w:p>
+            <w:pPr>
+              <w:spacing w:after="0"/>
+            </w:pPr>
+            <w:r>
+              <w:rPr>
+                <w:rFonts w:ascii="Liberation Sans" w:hAnsi="Liberation Sans"/>
+                <w:color w:val="13202A"/>
+                <w:sz w:val="17"/>
+              </w:rPr>
+              <w:t>processes</w:t>
+            </w:r>
+          </w:p>
+        </w:tc>
+        <w:tc>
+          <w:tcPr>
+            <w:tcW w:type="dxa" w:w="4876"/>
+            <w:tcMar>
+              <w:top w:w="90" w:type="dxa"/>
+              <w:start w:w="110" w:type="dxa"/>
+              <w:bottom w:w="90" w:type="dxa"/>
+              <w:end w:w="110" w:type="dxa"/>
+            </w:tcMar>
+            <w:tcBorders>
+              <w:top w:sz="4" w:val="single" w:color="B8C0C3"/>
+              <w:left w:sz="4" w:val="single" w:color="B8C0C3"/>
+              <w:bottom w:sz="4" w:val="single" w:color="B8C0C3"/>
+              <w:right w:sz="4" w:val="single" w:color="B8C0C3"/>
+            </w:tcBorders>
+            <w:shd w:fill="F7F4EC"/>
+            <w:vAlign w:val="center"/>
+          </w:tcPr>
+          <w:p>
+            <w:pPr>
+              <w:spacing w:after="0"/>
+            </w:pPr>
+            <w:r>
+              <w:rPr>
+                <w:rFonts w:ascii="Liberation Sans" w:hAnsi="Liberation Sans"/>
+                <w:color w:val="13202A"/>
+                <w:sz w:val="17"/>
+              </w:rPr>
+              <w:t>process_id</w:t>
+            </w:r>
+            <w:r>
+              <w:rPr>
+                <w:rFonts w:ascii="Liberation Sans" w:hAnsi="Liberation Sans"/>
+                <w:b w:val="0"/>
+                <w:color w:val="13202A"/>
+                <w:sz w:val="17"/>
+              </w:rPr>
+              <w:t xml:space="preserve">, </w:t>
+            </w:r>
+            <w:r>
+              <w:rPr>
+                <w:rFonts w:ascii="Liberation Sans" w:hAnsi="Liberation Sans"/>
+                <w:color w:val="13202A"/>
+                <w:sz w:val="17"/>
+              </w:rPr>
+              <w:t>business_key text</w:t>
+            </w:r>
+            <w:r>
+              <w:rPr>
+                <w:rFonts w:ascii="Liberation Sans" w:hAnsi="Liberation Sans"/>
+                <w:b w:val="0"/>
+                <w:color w:val="13202A"/>
+                <w:sz w:val="17"/>
+              </w:rPr>
+              <w:t xml:space="preserve">, </w:t>
+            </w:r>
+            <w:r>
+              <w:rPr>
+                <w:rFonts w:ascii="Liberation Sans" w:hAnsi="Liberation Sans"/>
+                <w:color w:val="13202A"/>
+                <w:sz w:val="17"/>
+              </w:rPr>
+              <w:t>flow_name text</w:t>
+            </w:r>
+            <w:r>
+              <w:rPr>
+                <w:rFonts w:ascii="Liberation Sans" w:hAnsi="Liberation Sans"/>
+                <w:b w:val="0"/>
+                <w:color w:val="13202A"/>
+                <w:sz w:val="17"/>
+              </w:rPr>
+              <w:t xml:space="preserve">, </w:t>
+            </w:r>
+            <w:r>
+              <w:rPr>
+                <w:rFonts w:ascii="Liberation Sans" w:hAnsi="Liberation Sans"/>
+                <w:color w:val="13202A"/>
+                <w:sz w:val="17"/>
+              </w:rPr>
+              <w:t>flow_version integer</w:t>
+            </w:r>
+            <w:r>
+              <w:rPr>
+                <w:rFonts w:ascii="Liberation Sans" w:hAnsi="Liberation Sans"/>
+                <w:b w:val="0"/>
+                <w:color w:val="13202A"/>
+                <w:sz w:val="17"/>
+              </w:rPr>
+              <w:t xml:space="preserve">, </w:t>
+            </w:r>
+            <w:r>
+              <w:rPr>
+                <w:rFonts w:ascii="Liberation Sans" w:hAnsi="Liberation Sans"/>
+                <w:color w:val="13202A"/>
+                <w:sz w:val="17"/>
+              </w:rPr>
+              <w:t>state text</w:t>
+            </w:r>
+            <w:r>
+              <w:rPr>
+                <w:rFonts w:ascii="Liberation Sans" w:hAnsi="Liberation Sans"/>
+                <w:b w:val="0"/>
+                <w:color w:val="13202A"/>
+                <w:sz w:val="17"/>
+              </w:rPr>
+              <w:t xml:space="preserve">, </w:t>
+            </w:r>
+            <w:r>
+              <w:rPr>
+                <w:rFonts w:ascii="Liberation Sans" w:hAnsi="Liberation Sans"/>
+                <w:color w:val="13202A"/>
+                <w:sz w:val="17"/>
+              </w:rPr>
+              <w:t>current_step_key text</w:t>
+            </w:r>
+            <w:r>
+              <w:rPr>
+                <w:rFonts w:ascii="Liberation Sans" w:hAnsi="Liberation Sans"/>
+                <w:b w:val="0"/>
+                <w:color w:val="13202A"/>
+                <w:sz w:val="17"/>
+              </w:rPr>
+              <w:t xml:space="preserve">, </w:t>
+            </w:r>
+            <w:r>
+              <w:rPr>
+                <w:rFonts w:ascii="Liberation Sans" w:hAnsi="Liberation Sans"/>
+                <w:color w:val="13202A"/>
+                <w:sz w:val="17"/>
+              </w:rPr>
+              <w:t>created_at timestamptz</w:t>
+            </w:r>
+            <w:r>
+              <w:rPr>
+                <w:rFonts w:ascii="Liberation Sans" w:hAnsi="Liberation Sans"/>
+                <w:b w:val="0"/>
+                <w:color w:val="13202A"/>
+                <w:sz w:val="17"/>
+              </w:rPr>
+              <w:t xml:space="preserve">, </w:t>
+            </w:r>
+            <w:r>
+              <w:rPr>
+                <w:rFonts w:ascii="Liberation Sans" w:hAnsi="Liberation Sans"/>
+                <w:color w:val="13202A"/>
+                <w:sz w:val="17"/>
+              </w:rPr>
+              <w:t>updated_at timestamptz</w:t>
+            </w:r>
+          </w:p>
+        </w:tc>
+      </w:tr>
+      <w:tr>
+        <w:tc>
+          <w:tcPr>
+            <w:tcW w:type="dxa" w:w="4876"/>
+            <w:tcMar>
+              <w:top w:w="90" w:type="dxa"/>
+              <w:start w:w="110" w:type="dxa"/>
+              <w:bottom w:w="90" w:type="dxa"/>
+              <w:end w:w="110" w:type="dxa"/>
+            </w:tcMar>
+            <w:tcBorders>
+              <w:top w:sz="4" w:val="single" w:color="B8C0C3"/>
+              <w:left w:sz="4" w:val="single" w:color="B8C0C3"/>
+              <w:bottom w:sz="4" w:val="single" w:color="B8C0C3"/>
+              <w:right w:sz="4" w:val="single" w:color="B8C0C3"/>
+            </w:tcBorders>
+            <w:vAlign w:val="center"/>
+          </w:tcPr>
+          <w:p>
+            <w:pPr>
+              <w:spacing w:after="0"/>
+            </w:pPr>
+            <w:r>
+              <w:rPr>
+                <w:rFonts w:ascii="Liberation Sans" w:hAnsi="Liberation Sans"/>
+                <w:color w:val="13202A"/>
+                <w:sz w:val="17"/>
+              </w:rPr>
+              <w:t>steps</w:t>
+            </w:r>
+          </w:p>
+        </w:tc>
+        <w:tc>
+          <w:tcPr>
+            <w:tcW w:type="dxa" w:w="4876"/>
+            <w:tcMar>
+              <w:top w:w="90" w:type="dxa"/>
+              <w:start w:w="110" w:type="dxa"/>
+              <w:bottom w:w="90" w:type="dxa"/>
+              <w:end w:w="110" w:type="dxa"/>
+            </w:tcMar>
+            <w:tcBorders>
+              <w:top w:sz="4" w:val="single" w:color="B8C0C3"/>
+              <w:left w:sz="4" w:val="single" w:color="B8C0C3"/>
+              <w:bottom w:sz="4" w:val="single" w:color="B8C0C3"/>
+              <w:right w:sz="4" w:val="single" w:color="B8C0C3"/>
+            </w:tcBorders>
+            <w:vAlign w:val="center"/>
+          </w:tcPr>
+          <w:p>
+            <w:pPr>
+              <w:spacing w:after="0"/>
+            </w:pPr>
+            <w:r>
+              <w:rPr>
+                <w:rFonts w:ascii="Liberation Sans" w:hAnsi="Liberation Sans"/>
+                <w:color w:val="13202A"/>
+                <w:sz w:val="17"/>
+              </w:rPr>
+              <w:t>step_instance_id</w:t>
+            </w:r>
+            <w:r>
+              <w:rPr>
+                <w:rFonts w:ascii="Liberation Sans" w:hAnsi="Liberation Sans"/>
+                <w:b w:val="0"/>
+                <w:color w:val="13202A"/>
+                <w:sz w:val="17"/>
+              </w:rPr>
+              <w:t xml:space="preserve">, </w:t>
+            </w:r>
+            <w:r>
+              <w:rPr>
+                <w:rFonts w:ascii="Liberation Sans" w:hAnsi="Liberation Sans"/>
+                <w:color w:val="13202A"/>
+                <w:sz w:val="17"/>
+              </w:rPr>
+              <w:t>process_id</w:t>
+            </w:r>
+            <w:r>
+              <w:rPr>
+                <w:rFonts w:ascii="Liberation Sans" w:hAnsi="Liberation Sans"/>
+                <w:b w:val="0"/>
+                <w:color w:val="13202A"/>
+                <w:sz w:val="17"/>
+              </w:rPr>
+              <w:t xml:space="preserve">, </w:t>
+            </w:r>
+            <w:r>
+              <w:rPr>
+                <w:rFonts w:ascii="Liberation Sans" w:hAnsi="Liberation Sans"/>
+                <w:color w:val="13202A"/>
+                <w:sz w:val="17"/>
+              </w:rPr>
+              <w:t>step_key text</w:t>
+            </w:r>
+            <w:r>
+              <w:rPr>
+                <w:rFonts w:ascii="Liberation Sans" w:hAnsi="Liberation Sans"/>
+                <w:b w:val="0"/>
+                <w:color w:val="13202A"/>
+                <w:sz w:val="17"/>
+              </w:rPr>
+              <w:t xml:space="preserve">, </w:t>
+            </w:r>
+            <w:r>
+              <w:rPr>
+                <w:rFonts w:ascii="Liberation Sans" w:hAnsi="Liberation Sans"/>
+                <w:color w:val="13202A"/>
+                <w:sz w:val="17"/>
+              </w:rPr>
+              <w:t>step_type text</w:t>
+            </w:r>
+            <w:r>
+              <w:rPr>
+                <w:rFonts w:ascii="Liberation Sans" w:hAnsi="Liberation Sans"/>
+                <w:b w:val="0"/>
+                <w:color w:val="13202A"/>
+                <w:sz w:val="17"/>
+              </w:rPr>
+              <w:t xml:space="preserve">, </w:t>
+            </w:r>
+            <w:r>
+              <w:rPr>
+                <w:rFonts w:ascii="Liberation Sans" w:hAnsi="Liberation Sans"/>
+                <w:color w:val="13202A"/>
+                <w:sz w:val="17"/>
+              </w:rPr>
+              <w:t>state text</w:t>
+            </w:r>
+            <w:r>
+              <w:rPr>
+                <w:rFonts w:ascii="Liberation Sans" w:hAnsi="Liberation Sans"/>
+                <w:b w:val="0"/>
+                <w:color w:val="13202A"/>
+                <w:sz w:val="17"/>
+              </w:rPr>
+              <w:t xml:space="preserve">, </w:t>
+            </w:r>
+            <w:r>
+              <w:rPr>
+                <w:rFonts w:ascii="Liberation Sans" w:hAnsi="Liberation Sans"/>
+                <w:color w:val="13202A"/>
+                <w:sz w:val="17"/>
+              </w:rPr>
+              <w:t>outcome text</w:t>
+            </w:r>
+            <w:r>
+              <w:rPr>
+                <w:rFonts w:ascii="Liberation Sans" w:hAnsi="Liberation Sans"/>
+                <w:b w:val="0"/>
+                <w:color w:val="13202A"/>
+                <w:sz w:val="17"/>
+              </w:rPr>
+              <w:t xml:space="preserve">, </w:t>
+            </w:r>
+            <w:r>
+              <w:rPr>
+                <w:rFonts w:ascii="Liberation Sans" w:hAnsi="Liberation Sans"/>
+                <w:color w:val="13202A"/>
+                <w:sz w:val="17"/>
+              </w:rPr>
+              <w:t>entered_at timestamptz</w:t>
+            </w:r>
+            <w:r>
+              <w:rPr>
+                <w:rFonts w:ascii="Liberation Sans" w:hAnsi="Liberation Sans"/>
+                <w:b w:val="0"/>
+                <w:color w:val="13202A"/>
+                <w:sz w:val="17"/>
+              </w:rPr>
+              <w:t xml:space="preserve">, </w:t>
+            </w:r>
+            <w:r>
+              <w:rPr>
+                <w:rFonts w:ascii="Liberation Sans" w:hAnsi="Liberation Sans"/>
+                <w:color w:val="13202A"/>
+                <w:sz w:val="17"/>
+              </w:rPr>
+              <w:t>completed_at timestamptz</w:t>
+            </w:r>
+          </w:p>
+        </w:tc>
+      </w:tr>
+      <w:tr>
+        <w:tc>
+          <w:tcPr>
+            <w:tcW w:type="dxa" w:w="4876"/>
+            <w:tcMar>
+              <w:top w:w="90" w:type="dxa"/>
+              <w:start w:w="110" w:type="dxa"/>
+              <w:bottom w:w="90" w:type="dxa"/>
+              <w:end w:w="110" w:type="dxa"/>
+            </w:tcMar>
+            <w:tcBorders>
+              <w:top w:sz="4" w:val="single" w:color="B8C0C3"/>
+              <w:left w:sz="4" w:val="single" w:color="B8C0C3"/>
+              <w:bottom w:sz="4" w:val="single" w:color="B8C0C3"/>
+              <w:right w:sz="4" w:val="single" w:color="B8C0C3"/>
+            </w:tcBorders>
+            <w:shd w:fill="F7F4EC"/>
+            <w:vAlign w:val="center"/>
+          </w:tcPr>
+          <w:p>
+            <w:pPr>
+              <w:spacing w:after="0"/>
+            </w:pPr>
+            <w:r>
+              <w:rPr>
+                <w:rFonts w:ascii="Liberation Sans" w:hAnsi="Liberation Sans"/>
+                <w:color w:val="13202A"/>
+                <w:sz w:val="17"/>
+              </w:rPr>
+              <w:t>jobs</w:t>
+            </w:r>
+          </w:p>
+        </w:tc>
+        <w:tc>
+          <w:tcPr>
+            <w:tcW w:type="dxa" w:w="4876"/>
+            <w:tcMar>
+              <w:top w:w="90" w:type="dxa"/>
+              <w:start w:w="110" w:type="dxa"/>
+              <w:bottom w:w="90" w:type="dxa"/>
+              <w:end w:w="110" w:type="dxa"/>
+            </w:tcMar>
+            <w:tcBorders>
+              <w:top w:sz="4" w:val="single" w:color="B8C0C3"/>
+              <w:left w:sz="4" w:val="single" w:color="B8C0C3"/>
+              <w:bottom w:sz="4" w:val="single" w:color="B8C0C3"/>
+              <w:right w:sz="4" w:val="single" w:color="B8C0C3"/>
+            </w:tcBorders>
+            <w:shd w:fill="F7F4EC"/>
+            <w:vAlign w:val="center"/>
+          </w:tcPr>
+          <w:p>
+            <w:pPr>
+              <w:spacing w:after="0"/>
+            </w:pPr>
+            <w:r>
+              <w:rPr>
+                <w:rFonts w:ascii="Liberation Sans" w:hAnsi="Liberation Sans"/>
+                <w:color w:val="13202A"/>
+                <w:sz w:val="17"/>
+              </w:rPr>
+              <w:t>job_id</w:t>
+            </w:r>
+            <w:r>
+              <w:rPr>
+                <w:rFonts w:ascii="Liberation Sans" w:hAnsi="Liberation Sans"/>
+                <w:b w:val="0"/>
+                <w:color w:val="13202A"/>
+                <w:sz w:val="17"/>
+              </w:rPr>
+              <w:t xml:space="preserve">, </w:t>
+            </w:r>
+            <w:r>
+              <w:rPr>
+                <w:rFonts w:ascii="Liberation Sans" w:hAnsi="Liberation Sans"/>
+                <w:color w:val="13202A"/>
+                <w:sz w:val="17"/>
+              </w:rPr>
+              <w:t>process_id</w:t>
+            </w:r>
+            <w:r>
+              <w:rPr>
+                <w:rFonts w:ascii="Liberation Sans" w:hAnsi="Liberation Sans"/>
+                <w:b w:val="0"/>
+                <w:color w:val="13202A"/>
+                <w:sz w:val="17"/>
+              </w:rPr>
+              <w:t xml:space="preserve">, </w:t>
+            </w:r>
+            <w:r>
+              <w:rPr>
+                <w:rFonts w:ascii="Liberation Sans" w:hAnsi="Liberation Sans"/>
+                <w:color w:val="13202A"/>
+                <w:sz w:val="17"/>
+              </w:rPr>
+              <w:t>step_instance_id</w:t>
+            </w:r>
+            <w:r>
+              <w:rPr>
+                <w:rFonts w:ascii="Liberation Sans" w:hAnsi="Liberation Sans"/>
+                <w:b w:val="0"/>
+                <w:color w:val="13202A"/>
+                <w:sz w:val="17"/>
+              </w:rPr>
+              <w:t xml:space="preserve">, </w:t>
+            </w:r>
+            <w:r>
+              <w:rPr>
+                <w:rFonts w:ascii="Liberation Sans" w:hAnsi="Liberation Sans"/>
+                <w:color w:val="13202A"/>
+                <w:sz w:val="17"/>
+              </w:rPr>
+              <w:t>execution_id</w:t>
+            </w:r>
+            <w:r>
+              <w:rPr>
+                <w:rFonts w:ascii="Liberation Sans" w:hAnsi="Liberation Sans"/>
+                <w:b w:val="0"/>
+                <w:color w:val="13202A"/>
+                <w:sz w:val="17"/>
+              </w:rPr>
+              <w:t xml:space="preserve">, </w:t>
+            </w:r>
+            <w:r>
+              <w:rPr>
+                <w:rFonts w:ascii="Liberation Sans" w:hAnsi="Liberation Sans"/>
+                <w:color w:val="13202A"/>
+                <w:sz w:val="17"/>
+              </w:rPr>
+              <w:t>state text</w:t>
+            </w:r>
+            <w:r>
+              <w:rPr>
+                <w:rFonts w:ascii="Liberation Sans" w:hAnsi="Liberation Sans"/>
+                <w:b w:val="0"/>
+                <w:color w:val="13202A"/>
+                <w:sz w:val="17"/>
+              </w:rPr>
+              <w:t xml:space="preserve">, </w:t>
+            </w:r>
+            <w:r>
+              <w:rPr>
+                <w:rFonts w:ascii="Liberation Sans" w:hAnsi="Liberation Sans"/>
+                <w:color w:val="13202A"/>
+                <w:sz w:val="17"/>
+              </w:rPr>
+              <w:t>lease_owner text</w:t>
+            </w:r>
+            <w:r>
+              <w:rPr>
+                <w:rFonts w:ascii="Liberation Sans" w:hAnsi="Liberation Sans"/>
+                <w:b w:val="0"/>
+                <w:color w:val="13202A"/>
+                <w:sz w:val="17"/>
+              </w:rPr>
+              <w:t xml:space="preserve">, </w:t>
+            </w:r>
+            <w:r>
+              <w:rPr>
+                <w:rFonts w:ascii="Liberation Sans" w:hAnsi="Liberation Sans"/>
+                <w:color w:val="13202A"/>
+                <w:sz w:val="17"/>
+              </w:rPr>
+              <w:t>lease_version bigint</w:t>
+            </w:r>
+            <w:r>
+              <w:rPr>
+                <w:rFonts w:ascii="Liberation Sans" w:hAnsi="Liberation Sans"/>
+                <w:b w:val="0"/>
+                <w:color w:val="13202A"/>
+                <w:sz w:val="17"/>
+              </w:rPr>
+              <w:t xml:space="preserve">, </w:t>
+            </w:r>
+            <w:r>
+              <w:rPr>
+                <w:rFonts w:ascii="Liberation Sans" w:hAnsi="Liberation Sans"/>
+                <w:color w:val="13202A"/>
+                <w:sz w:val="17"/>
+              </w:rPr>
+              <w:t>lease_until timestamptz</w:t>
+            </w:r>
+            <w:r>
+              <w:rPr>
+                <w:rFonts w:ascii="Liberation Sans" w:hAnsi="Liberation Sans"/>
+                <w:b w:val="0"/>
+                <w:color w:val="13202A"/>
+                <w:sz w:val="17"/>
+              </w:rPr>
+              <w:t xml:space="preserve">, </w:t>
+            </w:r>
+            <w:r>
+              <w:rPr>
+                <w:rFonts w:ascii="Liberation Sans" w:hAnsi="Liberation Sans"/>
+                <w:color w:val="13202A"/>
+                <w:sz w:val="17"/>
+              </w:rPr>
+              <w:t>attempt_count integer</w:t>
+            </w:r>
+            <w:r>
+              <w:rPr>
+                <w:rFonts w:ascii="Liberation Sans" w:hAnsi="Liberation Sans"/>
+                <w:b w:val="0"/>
+                <w:color w:val="13202A"/>
+                <w:sz w:val="17"/>
+              </w:rPr>
+              <w:t xml:space="preserve">, </w:t>
+            </w:r>
+            <w:r>
+              <w:rPr>
+                <w:rFonts w:ascii="Liberation Sans" w:hAnsi="Liberation Sans"/>
+                <w:color w:val="13202A"/>
+                <w:sz w:val="17"/>
+              </w:rPr>
+              <w:t>next_attempt_at timestamptz</w:t>
+            </w:r>
+          </w:p>
+        </w:tc>
+      </w:tr>
+      <w:tr>
+        <w:tc>
+          <w:tcPr>
+            <w:tcW w:type="dxa" w:w="4876"/>
+            <w:tcMar>
+              <w:top w:w="90" w:type="dxa"/>
+              <w:start w:w="110" w:type="dxa"/>
+              <w:bottom w:w="90" w:type="dxa"/>
+              <w:end w:w="110" w:type="dxa"/>
+            </w:tcMar>
+            <w:tcBorders>
+              <w:top w:sz="4" w:val="single" w:color="B8C0C3"/>
+              <w:left w:sz="4" w:val="single" w:color="B8C0C3"/>
+              <w:bottom w:sz="4" w:val="single" w:color="B8C0C3"/>
+              <w:right w:sz="4" w:val="single" w:color="B8C0C3"/>
+            </w:tcBorders>
+            <w:vAlign w:val="center"/>
+          </w:tcPr>
+          <w:p>
+            <w:pPr>
+              <w:spacing w:after="0"/>
+            </w:pPr>
+            <w:r>
+              <w:rPr>
+                <w:rFonts w:ascii="Liberation Sans" w:hAnsi="Liberation Sans"/>
+                <w:color w:val="13202A"/>
+                <w:sz w:val="17"/>
+              </w:rPr>
+              <w:t>attempts</w:t>
+            </w:r>
+          </w:p>
+        </w:tc>
+        <w:tc>
+          <w:tcPr>
+            <w:tcW w:type="dxa" w:w="4876"/>
+            <w:tcMar>
+              <w:top w:w="90" w:type="dxa"/>
+              <w:start w:w="110" w:type="dxa"/>
+              <w:bottom w:w="90" w:type="dxa"/>
+              <w:end w:w="110" w:type="dxa"/>
+            </w:tcMar>
+            <w:tcBorders>
+              <w:top w:sz="4" w:val="single" w:color="B8C0C3"/>
+              <w:left w:sz="4" w:val="single" w:color="B8C0C3"/>
+              <w:bottom w:sz="4" w:val="single" w:color="B8C0C3"/>
+              <w:right w:sz="4" w:val="single" w:color="B8C0C3"/>
+            </w:tcBorders>
+            <w:vAlign w:val="center"/>
+          </w:tcPr>
+          <w:p>
+            <w:pPr>
+              <w:spacing w:after="0"/>
+            </w:pPr>
+            <w:r>
+              <w:rPr>
+                <w:rFonts w:ascii="Liberation Sans" w:hAnsi="Liberation Sans"/>
+                <w:color w:val="13202A"/>
+                <w:sz w:val="17"/>
+              </w:rPr>
+              <w:t>attempt_id</w:t>
+            </w:r>
+            <w:r>
+              <w:rPr>
+                <w:rFonts w:ascii="Liberation Sans" w:hAnsi="Liberation Sans"/>
+                <w:b w:val="0"/>
+                <w:color w:val="13202A"/>
+                <w:sz w:val="17"/>
+              </w:rPr>
+              <w:t xml:space="preserve">, </w:t>
+            </w:r>
+            <w:r>
+              <w:rPr>
+                <w:rFonts w:ascii="Liberation Sans" w:hAnsi="Liberation Sans"/>
+                <w:color w:val="13202A"/>
+                <w:sz w:val="17"/>
+              </w:rPr>
+              <w:t>job_id</w:t>
+            </w:r>
+            <w:r>
+              <w:rPr>
+                <w:rFonts w:ascii="Liberation Sans" w:hAnsi="Liberation Sans"/>
+                <w:b w:val="0"/>
+                <w:color w:val="13202A"/>
+                <w:sz w:val="17"/>
+              </w:rPr>
+              <w:t xml:space="preserve">, </w:t>
+            </w:r>
+            <w:r>
+              <w:rPr>
+                <w:rFonts w:ascii="Liberation Sans" w:hAnsi="Liberation Sans"/>
+                <w:color w:val="13202A"/>
+                <w:sz w:val="17"/>
+              </w:rPr>
+              <w:t>execution_id</w:t>
+            </w:r>
+            <w:r>
+              <w:rPr>
+                <w:rFonts w:ascii="Liberation Sans" w:hAnsi="Liberation Sans"/>
+                <w:b w:val="0"/>
+                <w:color w:val="13202A"/>
+                <w:sz w:val="17"/>
+              </w:rPr>
+              <w:t xml:space="preserve">, </w:t>
+            </w:r>
+            <w:r>
+              <w:rPr>
+                <w:rFonts w:ascii="Liberation Sans" w:hAnsi="Liberation Sans"/>
+                <w:color w:val="13202A"/>
+                <w:sz w:val="17"/>
+              </w:rPr>
+              <w:t>lease_version bigint</w:t>
+            </w:r>
+            <w:r>
+              <w:rPr>
+                <w:rFonts w:ascii="Liberation Sans" w:hAnsi="Liberation Sans"/>
+                <w:b w:val="0"/>
+                <w:color w:val="13202A"/>
+                <w:sz w:val="17"/>
+              </w:rPr>
+              <w:t xml:space="preserve">, </w:t>
+            </w:r>
+            <w:r>
+              <w:rPr>
+                <w:rFonts w:ascii="Liberation Sans" w:hAnsi="Liberation Sans"/>
+                <w:color w:val="13202A"/>
+                <w:sz w:val="17"/>
+              </w:rPr>
+              <w:t>attempt_number integer</w:t>
+            </w:r>
+            <w:r>
+              <w:rPr>
+                <w:rFonts w:ascii="Liberation Sans" w:hAnsi="Liberation Sans"/>
+                <w:b w:val="0"/>
+                <w:color w:val="13202A"/>
+                <w:sz w:val="17"/>
+              </w:rPr>
+              <w:t xml:space="preserve">, </w:t>
+            </w:r>
+            <w:r>
+              <w:rPr>
+                <w:rFonts w:ascii="Liberation Sans" w:hAnsi="Liberation Sans"/>
+                <w:color w:val="13202A"/>
+                <w:sz w:val="17"/>
+              </w:rPr>
+              <w:t>status text</w:t>
+            </w:r>
+            <w:r>
+              <w:rPr>
+                <w:rFonts w:ascii="Liberation Sans" w:hAnsi="Liberation Sans"/>
+                <w:b w:val="0"/>
+                <w:color w:val="13202A"/>
+                <w:sz w:val="17"/>
+              </w:rPr>
+              <w:t xml:space="preserve">, </w:t>
+            </w:r>
+            <w:r>
+              <w:rPr>
+                <w:rFonts w:ascii="Liberation Sans" w:hAnsi="Liberation Sans"/>
+                <w:color w:val="13202A"/>
+                <w:sz w:val="17"/>
+              </w:rPr>
+              <w:t>outcome text</w:t>
+            </w:r>
+            <w:r>
+              <w:rPr>
+                <w:rFonts w:ascii="Liberation Sans" w:hAnsi="Liberation Sans"/>
+                <w:b w:val="0"/>
+                <w:color w:val="13202A"/>
+                <w:sz w:val="17"/>
+              </w:rPr>
+              <w:t xml:space="preserve">, </w:t>
+            </w:r>
+            <w:r>
+              <w:rPr>
+                <w:rFonts w:ascii="Liberation Sans" w:hAnsi="Liberation Sans"/>
+                <w:color w:val="13202A"/>
+                <w:sz w:val="17"/>
+              </w:rPr>
+              <w:t>error_code text</w:t>
+            </w:r>
+            <w:r>
+              <w:rPr>
+                <w:rFonts w:ascii="Liberation Sans" w:hAnsi="Liberation Sans"/>
+                <w:b w:val="0"/>
+                <w:color w:val="13202A"/>
+                <w:sz w:val="17"/>
+              </w:rPr>
+              <w:t xml:space="preserve">, </w:t>
+            </w:r>
+            <w:r>
+              <w:rPr>
+                <w:rFonts w:ascii="Liberation Sans" w:hAnsi="Liberation Sans"/>
+                <w:color w:val="13202A"/>
+                <w:sz w:val="17"/>
+              </w:rPr>
+              <w:t>started_at timestamptz</w:t>
+            </w:r>
+            <w:r>
+              <w:rPr>
+                <w:rFonts w:ascii="Liberation Sans" w:hAnsi="Liberation Sans"/>
+                <w:b w:val="0"/>
+                <w:color w:val="13202A"/>
+                <w:sz w:val="17"/>
+              </w:rPr>
+              <w:t xml:space="preserve">, </w:t>
+            </w:r>
+            <w:r>
+              <w:rPr>
+                <w:rFonts w:ascii="Liberation Sans" w:hAnsi="Liberation Sans"/>
+                <w:color w:val="13202A"/>
+                <w:sz w:val="17"/>
+              </w:rPr>
+              <w:t>finished_at timestamptz</w:t>
+            </w:r>
+          </w:p>
+        </w:tc>
+      </w:tr>
+      <w:tr>
+        <w:tc>
+          <w:tcPr>
+            <w:tcW w:type="dxa" w:w="4876"/>
+            <w:tcMar>
+              <w:top w:w="90" w:type="dxa"/>
+              <w:start w:w="110" w:type="dxa"/>
+              <w:bottom w:w="90" w:type="dxa"/>
+              <w:end w:w="110" w:type="dxa"/>
+            </w:tcMar>
+            <w:tcBorders>
+              <w:top w:sz="4" w:val="single" w:color="B8C0C3"/>
+              <w:left w:sz="4" w:val="single" w:color="B8C0C3"/>
+              <w:bottom w:sz="4" w:val="single" w:color="B8C0C3"/>
+              <w:right w:sz="4" w:val="single" w:color="B8C0C3"/>
+            </w:tcBorders>
+            <w:shd w:fill="F7F4EC"/>
+            <w:vAlign w:val="center"/>
+          </w:tcPr>
+          <w:p>
+            <w:pPr>
+              <w:spacing w:after="0"/>
+            </w:pPr>
+            <w:r>
+              <w:rPr>
+                <w:rFonts w:ascii="Liberation Sans" w:hAnsi="Liberation Sans"/>
+                <w:color w:val="13202A"/>
+                <w:sz w:val="17"/>
+              </w:rPr>
+              <w:t>signals</w:t>
+            </w:r>
+          </w:p>
+        </w:tc>
+        <w:tc>
+          <w:tcPr>
+            <w:tcW w:type="dxa" w:w="4876"/>
+            <w:tcMar>
+              <w:top w:w="90" w:type="dxa"/>
+              <w:start w:w="110" w:type="dxa"/>
+              <w:bottom w:w="90" w:type="dxa"/>
+              <w:end w:w="110" w:type="dxa"/>
+            </w:tcMar>
+            <w:tcBorders>
+              <w:top w:sz="4" w:val="single" w:color="B8C0C3"/>
+              <w:left w:sz="4" w:val="single" w:color="B8C0C3"/>
+              <w:bottom w:sz="4" w:val="single" w:color="B8C0C3"/>
+              <w:right w:sz="4" w:val="single" w:color="B8C0C3"/>
+            </w:tcBorders>
+            <w:shd w:fill="F7F4EC"/>
+            <w:vAlign w:val="center"/>
+          </w:tcPr>
+          <w:p>
+            <w:pPr>
+              <w:spacing w:after="0"/>
+            </w:pPr>
+            <w:r>
+              <w:rPr>
+                <w:rFonts w:ascii="Liberation Sans" w:hAnsi="Liberation Sans"/>
+                <w:color w:val="13202A"/>
+                <w:sz w:val="17"/>
+              </w:rPr>
+              <w:t>message_id text</w:t>
+            </w:r>
+            <w:r>
+              <w:rPr>
+                <w:rFonts w:ascii="Liberation Sans" w:hAnsi="Liberation Sans"/>
+                <w:b w:val="0"/>
+                <w:color w:val="13202A"/>
+                <w:sz w:val="17"/>
+              </w:rPr>
+              <w:t xml:space="preserve">, </w:t>
+            </w:r>
+            <w:r>
+              <w:rPr>
+                <w:rFonts w:ascii="Liberation Sans" w:hAnsi="Liberation Sans"/>
+                <w:color w:val="13202A"/>
+                <w:sz w:val="17"/>
+              </w:rPr>
+              <w:t>process_id</w:t>
+            </w:r>
+            <w:r>
+              <w:rPr>
+                <w:rFonts w:ascii="Liberation Sans" w:hAnsi="Liberation Sans"/>
+                <w:b w:val="0"/>
+                <w:color w:val="13202A"/>
+                <w:sz w:val="17"/>
+              </w:rPr>
+              <w:t xml:space="preserve">, </w:t>
+            </w:r>
+            <w:r>
+              <w:rPr>
+                <w:rFonts w:ascii="Liberation Sans" w:hAnsi="Liberation Sans"/>
+                <w:color w:val="13202A"/>
+                <w:sz w:val="17"/>
+              </w:rPr>
+              <w:t>signal_type text</w:t>
+            </w:r>
+            <w:r>
+              <w:rPr>
+                <w:rFonts w:ascii="Liberation Sans" w:hAnsi="Liberation Sans"/>
+                <w:b w:val="0"/>
+                <w:color w:val="13202A"/>
+                <w:sz w:val="17"/>
+              </w:rPr>
+              <w:t xml:space="preserve">, </w:t>
+            </w:r>
+            <w:r>
+              <w:rPr>
+                <w:rFonts w:ascii="Liberation Sans" w:hAnsi="Liberation Sans"/>
+                <w:color w:val="13202A"/>
+                <w:sz w:val="17"/>
+              </w:rPr>
+              <w:t>body_hash text</w:t>
+            </w:r>
+            <w:r>
+              <w:rPr>
+                <w:rFonts w:ascii="Liberation Sans" w:hAnsi="Liberation Sans"/>
+                <w:b w:val="0"/>
+                <w:color w:val="13202A"/>
+                <w:sz w:val="17"/>
+              </w:rPr>
+              <w:t xml:space="preserve">, </w:t>
+            </w:r>
+            <w:r>
+              <w:rPr>
+                <w:rFonts w:ascii="Liberation Sans" w:hAnsi="Liberation Sans"/>
+                <w:color w:val="13202A"/>
+                <w:sz w:val="17"/>
+              </w:rPr>
+              <w:t>status text</w:t>
+            </w:r>
+            <w:r>
+              <w:rPr>
+                <w:rFonts w:ascii="Liberation Sans" w:hAnsi="Liberation Sans"/>
+                <w:b w:val="0"/>
+                <w:color w:val="13202A"/>
+                <w:sz w:val="17"/>
+              </w:rPr>
+              <w:t xml:space="preserve">, </w:t>
+            </w:r>
+            <w:r>
+              <w:rPr>
+                <w:rFonts w:ascii="Liberation Sans" w:hAnsi="Liberation Sans"/>
+                <w:color w:val="13202A"/>
+                <w:sz w:val="17"/>
+              </w:rPr>
+              <w:t>received_at timestamptz</w:t>
+            </w:r>
+          </w:p>
+        </w:tc>
+      </w:tr>
+      <w:tr>
+        <w:tc>
+          <w:tcPr>
+            <w:tcW w:type="dxa" w:w="4876"/>
+            <w:tcMar>
+              <w:top w:w="90" w:type="dxa"/>
+              <w:start w:w="110" w:type="dxa"/>
+              <w:bottom w:w="90" w:type="dxa"/>
+              <w:end w:w="110" w:type="dxa"/>
+            </w:tcMar>
+            <w:tcBorders>
+              <w:top w:sz="4" w:val="single" w:color="B8C0C3"/>
+              <w:left w:sz="4" w:val="single" w:color="B8C0C3"/>
+              <w:bottom w:sz="4" w:val="single" w:color="B8C0C3"/>
+              <w:right w:sz="4" w:val="single" w:color="B8C0C3"/>
+            </w:tcBorders>
+            <w:vAlign w:val="center"/>
+          </w:tcPr>
+          <w:p>
+            <w:pPr>
+              <w:spacing w:after="0"/>
+            </w:pPr>
+            <w:r>
+              <w:rPr>
+                <w:rFonts w:ascii="Liberation Sans" w:hAnsi="Liberation Sans"/>
+                <w:color w:val="13202A"/>
+                <w:sz w:val="17"/>
+              </w:rPr>
+              <w:t>workflow_events</w:t>
+            </w:r>
+          </w:p>
+        </w:tc>
+        <w:tc>
+          <w:tcPr>
+            <w:tcW w:type="dxa" w:w="4876"/>
+            <w:tcMar>
+              <w:top w:w="90" w:type="dxa"/>
+              <w:start w:w="110" w:type="dxa"/>
+              <w:bottom w:w="90" w:type="dxa"/>
+              <w:end w:w="110" w:type="dxa"/>
+            </w:tcMar>
+            <w:tcBorders>
+              <w:top w:sz="4" w:val="single" w:color="B8C0C3"/>
+              <w:left w:sz="4" w:val="single" w:color="B8C0C3"/>
+              <w:bottom w:sz="4" w:val="single" w:color="B8C0C3"/>
+              <w:right w:sz="4" w:val="single" w:color="B8C0C3"/>
+            </w:tcBorders>
+            <w:vAlign w:val="center"/>
+          </w:tcPr>
+          <w:p>
+            <w:pPr>
+              <w:spacing w:after="0"/>
+            </w:pPr>
+            <w:r>
+              <w:rPr>
+                <w:rFonts w:ascii="Liberation Sans" w:hAnsi="Liberation Sans"/>
+                <w:color w:val="13202A"/>
+                <w:sz w:val="17"/>
+              </w:rPr>
+              <w:t>event_id</w:t>
+            </w:r>
+            <w:r>
+              <w:rPr>
+                <w:rFonts w:ascii="Liberation Sans" w:hAnsi="Liberation Sans"/>
+                <w:b w:val="0"/>
+                <w:color w:val="13202A"/>
+                <w:sz w:val="17"/>
+              </w:rPr>
+              <w:t xml:space="preserve">, </w:t>
+            </w:r>
+            <w:r>
+              <w:rPr>
+                <w:rFonts w:ascii="Liberation Sans" w:hAnsi="Liberation Sans"/>
+                <w:color w:val="13202A"/>
+                <w:sz w:val="17"/>
+              </w:rPr>
+              <w:t>process_id</w:t>
+            </w:r>
+            <w:r>
+              <w:rPr>
+                <w:rFonts w:ascii="Liberation Sans" w:hAnsi="Liberation Sans"/>
+                <w:b w:val="0"/>
+                <w:color w:val="13202A"/>
+                <w:sz w:val="17"/>
+              </w:rPr>
+              <w:t xml:space="preserve">, </w:t>
+            </w:r>
+            <w:r>
+              <w:rPr>
+                <w:rFonts w:ascii="Liberation Sans" w:hAnsi="Liberation Sans"/>
+                <w:color w:val="13202A"/>
+                <w:sz w:val="17"/>
+              </w:rPr>
+              <w:t>step_instance_id</w:t>
+            </w:r>
+            <w:r>
+              <w:rPr>
+                <w:rFonts w:ascii="Liberation Sans" w:hAnsi="Liberation Sans"/>
+                <w:b w:val="0"/>
+                <w:color w:val="13202A"/>
+                <w:sz w:val="17"/>
+              </w:rPr>
+              <w:t xml:space="preserve">, </w:t>
+            </w:r>
+            <w:r>
+              <w:rPr>
+                <w:rFonts w:ascii="Liberation Sans" w:hAnsi="Liberation Sans"/>
+                <w:color w:val="13202A"/>
+                <w:sz w:val="17"/>
+              </w:rPr>
+              <w:t>event_type text</w:t>
+            </w:r>
+            <w:r>
+              <w:rPr>
+                <w:rFonts w:ascii="Liberation Sans" w:hAnsi="Liberation Sans"/>
+                <w:b w:val="0"/>
+                <w:color w:val="13202A"/>
+                <w:sz w:val="17"/>
+              </w:rPr>
+              <w:t xml:space="preserve">, </w:t>
+            </w:r>
+            <w:r>
+              <w:rPr>
+                <w:rFonts w:ascii="Liberation Sans" w:hAnsi="Liberation Sans"/>
+                <w:color w:val="13202A"/>
+                <w:sz w:val="17"/>
+              </w:rPr>
+              <w:t>occurred_at timestamptz</w:t>
+            </w:r>
+          </w:p>
+        </w:tc>
+      </w:tr>
+    </w:tbl>
+    <w:p>
       <w:pPr>
-        <w:spacing w:after="60"/>
-        <w:ind w:left="397" w:hanging="238"/>
+        <w:spacing w:after="0"/>
       </w:pPr>
-      <w:r>
-        <w:rPr>
-          <w:rFonts w:ascii="Liberation Sans" w:hAnsi="Liberation Sans"/>
-          <w:b w:val="0"/>
-          <w:color w:val="13202A"/>
-          <w:sz w:val="20"/>
-        </w:rPr>
-        <w:t xml:space="preserve">• </w:t>
-      </w:r>
-      <w:r>
-        <w:rPr>
-          <w:rFonts w:ascii="Liberation Sans" w:hAnsi="Liberation Sans"/>
-          <w:b w:val="0"/>
-          <w:color w:val="13202A"/>
-          <w:sz w:val="20"/>
-        </w:rPr>
-        <w:t xml:space="preserve">compact </w:t>
-      </w:r>
-      <w:r>
-        <w:rPr>
-          <w:rFonts w:ascii="Liberation Sans" w:hAnsi="Liberation Sans"/>
-          <w:color w:val="13202A"/>
-          <w:sz w:val="20"/>
-        </w:rPr>
-        <w:t>flow get</w:t>
-      </w:r>
-      <w:r>
-        <w:rPr>
-          <w:rFonts w:ascii="Liberation Sans" w:hAnsi="Liberation Sans"/>
-          <w:b w:val="0"/>
-          <w:color w:val="13202A"/>
-          <w:sz w:val="20"/>
-        </w:rPr>
-        <w:t xml:space="preserve"> result из contract reference;</w:t>
-      </w:r>
     </w:p>
     <w:p>
-      <w:pPr>
-        <w:spacing w:after="60"/>
-        <w:ind w:left="397" w:hanging="238"/>
-      </w:pPr>
-      <w:r>
-        <w:rPr>
-          <w:rFonts w:ascii="Liberation Sans" w:hAnsi="Liberation Sans"/>
-          <w:b w:val="0"/>
-          <w:color w:val="13202A"/>
-          <w:sz w:val="20"/>
-        </w:rPr>
-        <w:t xml:space="preserve">• </w:t>
-      </w:r>
-      <w:r>
-        <w:rPr>
-          <w:rFonts w:ascii="Liberation Sans" w:hAnsi="Liberation Sans"/>
-          <w:b w:val="0"/>
-          <w:color w:val="13202A"/>
-          <w:sz w:val="20"/>
-        </w:rPr>
-        <w:t xml:space="preserve">action </w:t>
-      </w:r>
-      <w:r>
-        <w:rPr>
-          <w:rFonts w:ascii="Liberation Sans" w:hAnsi="Liberation Sans"/>
-          <w:color w:val="13202A"/>
-          <w:sz w:val="20"/>
-        </w:rPr>
-        <w:t>workflow.get</w:t>
-      </w:r>
-      <w:r>
-        <w:rPr>
-          <w:rFonts w:ascii="Liberation Sans" w:hAnsi="Liberation Sans"/>
-          <w:b w:val="0"/>
-          <w:color w:val="13202A"/>
-          <w:sz w:val="20"/>
-        </w:rPr>
-        <w:t>, возвращающий process, steps, jobs и attempts для диагностики;</w:t>
+      <w:pPr/>
+      <w:r>
+        <w:rPr>
+          <w:b w:val="0"/>
+        </w:rPr>
+        <w:t xml:space="preserve">Enum-подобные state/status/type используют uppercase ASCII: </w:t>
+      </w:r>
+      <w:r>
+        <w:rPr>
+          <w:rFonts w:ascii="Liberation Mono" w:hAnsi="Liberation Mono"/>
+          <w:color w:val="9270D9"/>
+          <w:sz w:val="18"/>
+        </w:rPr>
+        <w:t>flow_versions.status=PUBLISHED</w:t>
+      </w:r>
+      <w:r>
+        <w:rPr>
+          <w:b w:val="0"/>
+        </w:rPr>
+        <w:t xml:space="preserve">; process states перечислены выше; </w:t>
+      </w:r>
+      <w:r>
+        <w:rPr>
+          <w:rFonts w:ascii="Liberation Mono" w:hAnsi="Liberation Mono"/>
+          <w:color w:val="9270D9"/>
+          <w:sz w:val="18"/>
+        </w:rPr>
+        <w:t>steps.step_type</w:t>
+      </w:r>
+      <w:r>
+        <w:rPr>
+          <w:b w:val="0"/>
+        </w:rPr>
+        <w:t xml:space="preserve"> — </w:t>
+      </w:r>
+      <w:r>
+        <w:rPr>
+          <w:rFonts w:ascii="Liberation Mono" w:hAnsi="Liberation Mono"/>
+          <w:color w:val="9270D9"/>
+          <w:sz w:val="18"/>
+        </w:rPr>
+        <w:t>AUTOMATIC</w:t>
+      </w:r>
+      <w:r>
+        <w:rPr>
+          <w:b w:val="0"/>
+        </w:rPr>
+        <w:t xml:space="preserve">, </w:t>
+      </w:r>
+      <w:r>
+        <w:rPr>
+          <w:rFonts w:ascii="Liberation Mono" w:hAnsi="Liberation Mono"/>
+          <w:color w:val="9270D9"/>
+          <w:sz w:val="18"/>
+        </w:rPr>
+        <w:t>WAIT_SIGNAL</w:t>
+      </w:r>
+      <w:r>
+        <w:rPr>
+          <w:b w:val="0"/>
+        </w:rPr>
+        <w:t xml:space="preserve">, </w:t>
+      </w:r>
+      <w:r>
+        <w:rPr>
+          <w:rFonts w:ascii="Liberation Mono" w:hAnsi="Liberation Mono"/>
+          <w:color w:val="9270D9"/>
+          <w:sz w:val="18"/>
+        </w:rPr>
+        <w:t>MANUAL</w:t>
+      </w:r>
+      <w:r>
+        <w:rPr>
+          <w:b w:val="0"/>
+        </w:rPr>
+        <w:t xml:space="preserve">, </w:t>
+      </w:r>
+      <w:r>
+        <w:rPr>
+          <w:rFonts w:ascii="Liberation Mono" w:hAnsi="Liberation Mono"/>
+          <w:color w:val="9270D9"/>
+          <w:sz w:val="18"/>
+        </w:rPr>
+        <w:t>END</w:t>
+      </w:r>
+      <w:r>
+        <w:rPr>
+          <w:b w:val="0"/>
+        </w:rPr>
+        <w:t xml:space="preserve">; step states — </w:t>
+      </w:r>
+      <w:r>
+        <w:rPr>
+          <w:rFonts w:ascii="Liberation Mono" w:hAnsi="Liberation Mono"/>
+          <w:color w:val="9270D9"/>
+          <w:sz w:val="18"/>
+        </w:rPr>
+        <w:t>PENDING</w:t>
+      </w:r>
+      <w:r>
+        <w:rPr>
+          <w:b w:val="0"/>
+        </w:rPr>
+        <w:t xml:space="preserve">, </w:t>
+      </w:r>
+      <w:r>
+        <w:rPr>
+          <w:rFonts w:ascii="Liberation Mono" w:hAnsi="Liberation Mono"/>
+          <w:color w:val="9270D9"/>
+          <w:sz w:val="18"/>
+        </w:rPr>
+        <w:t>READY</w:t>
+      </w:r>
+      <w:r>
+        <w:rPr>
+          <w:b w:val="0"/>
+        </w:rPr>
+        <w:t xml:space="preserve">, </w:t>
+      </w:r>
+      <w:r>
+        <w:rPr>
+          <w:rFonts w:ascii="Liberation Mono" w:hAnsi="Liberation Mono"/>
+          <w:color w:val="9270D9"/>
+          <w:sz w:val="18"/>
+        </w:rPr>
+        <w:t>RUNNING</w:t>
+      </w:r>
+      <w:r>
+        <w:rPr>
+          <w:b w:val="0"/>
+        </w:rPr>
+        <w:t xml:space="preserve">, </w:t>
+      </w:r>
+      <w:r>
+        <w:rPr>
+          <w:rFonts w:ascii="Liberation Mono" w:hAnsi="Liberation Mono"/>
+          <w:color w:val="9270D9"/>
+          <w:sz w:val="18"/>
+        </w:rPr>
+        <w:t>WAITING</w:t>
+      </w:r>
+      <w:r>
+        <w:rPr>
+          <w:b w:val="0"/>
+        </w:rPr>
+        <w:t xml:space="preserve">, </w:t>
+      </w:r>
+      <w:r>
+        <w:rPr>
+          <w:rFonts w:ascii="Liberation Mono" w:hAnsi="Liberation Mono"/>
+          <w:color w:val="9270D9"/>
+          <w:sz w:val="18"/>
+        </w:rPr>
+        <w:t>COMPLETED</w:t>
+      </w:r>
+      <w:r>
+        <w:rPr>
+          <w:b w:val="0"/>
+        </w:rPr>
+        <w:t xml:space="preserve">, </w:t>
+      </w:r>
+      <w:r>
+        <w:rPr>
+          <w:rFonts w:ascii="Liberation Mono" w:hAnsi="Liberation Mono"/>
+          <w:color w:val="9270D9"/>
+          <w:sz w:val="18"/>
+        </w:rPr>
+        <w:t>FAILED</w:t>
+      </w:r>
+      <w:r>
+        <w:rPr>
+          <w:b w:val="0"/>
+        </w:rPr>
+        <w:t xml:space="preserve">; job states перечислены выше; attempt statuses — </w:t>
+      </w:r>
+      <w:r>
+        <w:rPr>
+          <w:rFonts w:ascii="Liberation Mono" w:hAnsi="Liberation Mono"/>
+          <w:color w:val="9270D9"/>
+          <w:sz w:val="18"/>
+        </w:rPr>
+        <w:t>RUNNING</w:t>
+      </w:r>
+      <w:r>
+        <w:rPr>
+          <w:b w:val="0"/>
+        </w:rPr>
+        <w:t xml:space="preserve">, </w:t>
+      </w:r>
+      <w:r>
+        <w:rPr>
+          <w:rFonts w:ascii="Liberation Mono" w:hAnsi="Liberation Mono"/>
+          <w:color w:val="9270D9"/>
+          <w:sz w:val="18"/>
+        </w:rPr>
+        <w:t>SUCCEEDED</w:t>
+      </w:r>
+      <w:r>
+        <w:rPr>
+          <w:b w:val="0"/>
+        </w:rPr>
+        <w:t xml:space="preserve">, </w:t>
+      </w:r>
+      <w:r>
+        <w:rPr>
+          <w:rFonts w:ascii="Liberation Mono" w:hAnsi="Liberation Mono"/>
+          <w:color w:val="9270D9"/>
+          <w:sz w:val="18"/>
+        </w:rPr>
+        <w:t>FAILED</w:t>
+      </w:r>
+      <w:r>
+        <w:rPr>
+          <w:b w:val="0"/>
+        </w:rPr>
+        <w:t xml:space="preserve">, </w:t>
+      </w:r>
+      <w:r>
+        <w:rPr>
+          <w:rFonts w:ascii="Liberation Mono" w:hAnsi="Liberation Mono"/>
+          <w:color w:val="9270D9"/>
+          <w:sz w:val="18"/>
+        </w:rPr>
+        <w:t>STALE</w:t>
+      </w:r>
+      <w:r>
+        <w:rPr>
+          <w:b w:val="0"/>
+        </w:rPr>
+        <w:t xml:space="preserve">; signal statuses — </w:t>
+      </w:r>
+      <w:r>
+        <w:rPr>
+          <w:rFonts w:ascii="Liberation Mono" w:hAnsi="Liberation Mono"/>
+          <w:color w:val="9270D9"/>
+          <w:sz w:val="18"/>
+        </w:rPr>
+        <w:t>ACCEPTED</w:t>
+      </w:r>
+      <w:r>
+        <w:rPr>
+          <w:b w:val="0"/>
+        </w:rPr>
+        <w:t xml:space="preserve">, </w:t>
+      </w:r>
+      <w:r>
+        <w:rPr>
+          <w:rFonts w:ascii="Liberation Mono" w:hAnsi="Liberation Mono"/>
+          <w:color w:val="9270D9"/>
+          <w:sz w:val="18"/>
+        </w:rPr>
+        <w:t>APPLIED</w:t>
+      </w:r>
+      <w:r>
+        <w:rPr>
+          <w:b w:val="0"/>
+        </w:rPr>
+        <w:t xml:space="preserve">. </w:t>
+      </w:r>
+      <w:r>
+        <w:rPr>
+          <w:rFonts w:ascii="Liberation Mono" w:hAnsi="Liberation Mono"/>
+          <w:color w:val="9270D9"/>
+          <w:sz w:val="18"/>
+        </w:rPr>
+        <w:t>workflow_events.event_type</w:t>
+      </w:r>
+      <w:r>
+        <w:rPr>
+          <w:b w:val="0"/>
+        </w:rPr>
+        <w:t xml:space="preserve"> является именем доменного события в PascalCase; при исчерпании retry обязателен </w:t>
+      </w:r>
+      <w:r>
+        <w:rPr>
+          <w:rFonts w:ascii="Liberation Mono" w:hAnsi="Liberation Mono"/>
+          <w:color w:val="9270D9"/>
+          <w:sz w:val="18"/>
+        </w:rPr>
+        <w:t>TaskFailed</w:t>
+      </w:r>
+      <w:r>
+        <w:rPr>
+          <w:b w:val="0"/>
+        </w:rPr>
+        <w:t>.</w:t>
       </w:r>
     </w:p>
     <w:p>
-      <w:pPr>
-        <w:spacing w:after="60"/>
-        <w:ind w:left="397" w:hanging="238"/>
-      </w:pPr>
-      <w:r>
-        <w:rPr>
-          <w:rFonts w:ascii="Liberation Sans" w:hAnsi="Liberation Sans"/>
-          <w:b w:val="0"/>
-          <w:color w:val="13202A"/>
-          <w:sz w:val="20"/>
-        </w:rPr>
-        <w:t xml:space="preserve">• </w:t>
-      </w:r>
-      <w:r>
-        <w:rPr>
-          <w:rFonts w:ascii="Liberation Sans" w:hAnsi="Liberation Sans"/>
-          <w:b w:val="0"/>
-          <w:color w:val="13202A"/>
-          <w:sz w:val="20"/>
-        </w:rPr>
-        <w:t xml:space="preserve">read-only views </w:t>
-      </w:r>
-      <w:r>
-        <w:rPr>
-          <w:rFonts w:ascii="Liberation Sans" w:hAnsi="Liberation Sans"/>
-          <w:color w:val="13202A"/>
-          <w:sz w:val="20"/>
-        </w:rPr>
-        <w:t>autocheck.flow_versions</w:t>
-      </w:r>
-      <w:r>
-        <w:rPr>
-          <w:rFonts w:ascii="Liberation Sans" w:hAnsi="Liberation Sans"/>
-          <w:b w:val="0"/>
-          <w:color w:val="13202A"/>
-          <w:sz w:val="20"/>
-        </w:rPr>
-        <w:t xml:space="preserve">, </w:t>
-      </w:r>
-      <w:r>
-        <w:rPr>
-          <w:rFonts w:ascii="Liberation Sans" w:hAnsi="Liberation Sans"/>
-          <w:color w:val="13202A"/>
-          <w:sz w:val="20"/>
-        </w:rPr>
-        <w:t>processes</w:t>
-      </w:r>
-      <w:r>
-        <w:rPr>
-          <w:rFonts w:ascii="Liberation Sans" w:hAnsi="Liberation Sans"/>
-          <w:b w:val="0"/>
-          <w:color w:val="13202A"/>
-          <w:sz w:val="20"/>
-        </w:rPr>
-        <w:t xml:space="preserve">, </w:t>
-      </w:r>
-      <w:r>
-        <w:rPr>
-          <w:rFonts w:ascii="Liberation Sans" w:hAnsi="Liberation Sans"/>
-          <w:color w:val="13202A"/>
-          <w:sz w:val="20"/>
-        </w:rPr>
-        <w:t>steps</w:t>
-      </w:r>
-      <w:r>
-        <w:rPr>
-          <w:rFonts w:ascii="Liberation Sans" w:hAnsi="Liberation Sans"/>
-          <w:b w:val="0"/>
-          <w:color w:val="13202A"/>
-          <w:sz w:val="20"/>
-        </w:rPr>
-        <w:t xml:space="preserve">, </w:t>
-      </w:r>
-      <w:r>
-        <w:rPr>
-          <w:rFonts w:ascii="Liberation Sans" w:hAnsi="Liberation Sans"/>
-          <w:color w:val="13202A"/>
-          <w:sz w:val="20"/>
-        </w:rPr>
-        <w:t>jobs</w:t>
-      </w:r>
-      <w:r>
-        <w:rPr>
-          <w:rFonts w:ascii="Liberation Sans" w:hAnsi="Liberation Sans"/>
-          <w:b w:val="0"/>
-          <w:color w:val="13202A"/>
-          <w:sz w:val="20"/>
-        </w:rPr>
-        <w:t xml:space="preserve">, </w:t>
-      </w:r>
-      <w:r>
-        <w:rPr>
-          <w:rFonts w:ascii="Liberation Sans" w:hAnsi="Liberation Sans"/>
-          <w:color w:val="13202A"/>
-          <w:sz w:val="20"/>
-        </w:rPr>
-        <w:t>attempts</w:t>
-      </w:r>
-      <w:r>
-        <w:rPr>
-          <w:rFonts w:ascii="Liberation Sans" w:hAnsi="Liberation Sans"/>
-          <w:b w:val="0"/>
-          <w:color w:val="13202A"/>
-          <w:sz w:val="20"/>
-        </w:rPr>
-        <w:t xml:space="preserve">, </w:t>
-      </w:r>
-      <w:r>
-        <w:rPr>
-          <w:rFonts w:ascii="Liberation Sans" w:hAnsi="Liberation Sans"/>
-          <w:color w:val="13202A"/>
-          <w:sz w:val="20"/>
-        </w:rPr>
-        <w:t>signals</w:t>
-      </w:r>
-      <w:r>
-        <w:rPr>
-          <w:rFonts w:ascii="Liberation Sans" w:hAnsi="Liberation Sans"/>
-          <w:b w:val="0"/>
-          <w:color w:val="13202A"/>
-          <w:sz w:val="20"/>
-        </w:rPr>
-        <w:t xml:space="preserve">, </w:t>
-      </w:r>
-      <w:r>
-        <w:rPr>
-          <w:rFonts w:ascii="Liberation Sans" w:hAnsi="Liberation Sans"/>
-          <w:color w:val="13202A"/>
-          <w:sz w:val="20"/>
-        </w:rPr>
-        <w:t>workflow_events</w:t>
-      </w:r>
-      <w:r>
-        <w:rPr>
-          <w:rFonts w:ascii="Liberation Sans" w:hAnsi="Liberation Sans"/>
-          <w:b w:val="0"/>
-          <w:color w:val="13202A"/>
-          <w:sz w:val="20"/>
-        </w:rPr>
-        <w:t>;</w:t>
-      </w:r>
-    </w:p>
-    <w:p>
-      <w:pPr>
-        <w:spacing w:after="60"/>
-        <w:ind w:left="397" w:hanging="238"/>
-      </w:pPr>
-      <w:r>
-        <w:rPr>
-          <w:rFonts w:ascii="Liberation Sans" w:hAnsi="Liberation Sans"/>
-          <w:b w:val="0"/>
-          <w:color w:val="13202A"/>
-          <w:sz w:val="20"/>
-        </w:rPr>
-        <w:t xml:space="preserve">• </w:t>
-      </w:r>
-      <w:r>
-        <w:rPr>
-          <w:rFonts w:ascii="Liberation Sans" w:hAnsi="Liberation Sans"/>
-          <w:b w:val="0"/>
-          <w:color w:val="13202A"/>
-          <w:sz w:val="20"/>
-        </w:rPr>
-        <w:t>server-side IDs и safe error codes без stack trace, credentials и полного payload;</w:t>
-      </w:r>
-    </w:p>
-    <w:p>
-      <w:pPr>
-        <w:spacing w:after="60"/>
-        <w:ind w:left="397" w:hanging="238"/>
-      </w:pPr>
-      <w:r>
-        <w:rPr>
-          <w:rFonts w:ascii="Liberation Sans" w:hAnsi="Liberation Sans"/>
-          <w:b w:val="0"/>
-          <w:color w:val="13202A"/>
-          <w:sz w:val="20"/>
-        </w:rPr>
-        <w:t xml:space="preserve">• </w:t>
-      </w:r>
-      <w:r>
-        <w:rPr>
-          <w:rFonts w:ascii="Liberation Sans" w:hAnsi="Liberation Sans"/>
-          <w:b w:val="0"/>
-          <w:color w:val="13202A"/>
-          <w:sz w:val="20"/>
-        </w:rPr>
-        <w:t>image digest worker до и после hidden publication должен совпасть.</w:t>
+      <w:pPr/>
+      <w:r>
+        <w:rPr>
+          <w:b w:val="0"/>
+        </w:rPr>
+        <w:t xml:space="preserve">Workflow-вызов action сохраняет </w:t>
+      </w:r>
+      <w:r>
+        <w:rPr>
+          <w:rFonts w:ascii="Liberation Mono" w:hAnsi="Liberation Mono"/>
+          <w:color w:val="9270D9"/>
+          <w:sz w:val="18"/>
+        </w:rPr>
+        <w:t>action_dispatches.request_id=executionId</w:t>
+      </w:r>
+      <w:r>
+        <w:rPr>
+          <w:b w:val="0"/>
+        </w:rPr>
+        <w:t xml:space="preserve"> и </w:t>
+      </w:r>
+      <w:r>
+        <w:rPr>
+          <w:rFonts w:ascii="Liberation Mono" w:hAnsi="Liberation Mono"/>
+          <w:color w:val="9270D9"/>
+          <w:sz w:val="18"/>
+        </w:rPr>
+        <w:t>principal=workflow-worker</w:t>
+      </w:r>
+      <w:r>
+        <w:rPr>
+          <w:b w:val="0"/>
+        </w:rPr>
+        <w:t xml:space="preserve">. Строка успешного dispatch фиксируется в общей transaction action/finish; rollback не оставляет dispatch. Из error codes недели 2 фиксированы </w:t>
+      </w:r>
+      <w:r>
+        <w:rPr>
+          <w:rFonts w:ascii="Liberation Mono" w:hAnsi="Liberation Mono"/>
+          <w:color w:val="9270D9"/>
+          <w:sz w:val="18"/>
+        </w:rPr>
+        <w:t>workflow.mapping_missing</w:t>
+      </w:r>
+      <w:r>
+        <w:rPr>
+          <w:b w:val="0"/>
+        </w:rPr>
+        <w:t xml:space="preserve"> и </w:t>
+      </w:r>
+      <w:r>
+        <w:rPr>
+          <w:rFonts w:ascii="Liberation Mono" w:hAnsi="Liberation Mono"/>
+          <w:color w:val="9270D9"/>
+          <w:sz w:val="18"/>
+        </w:rPr>
+        <w:t>workflow.lease_stale</w:t>
+      </w:r>
+      <w:r>
+        <w:rPr>
+          <w:b w:val="0"/>
+        </w:rPr>
+        <w:t>; остальные используют safe lowercase dotted identifiers и не проверяются по конкретному имени, кроме семантики conflict.</w:t>
       </w:r>
     </w:p>
     <w:p>
